--- a/docs/Report/Member Roles.docx
+++ b/docs/Report/Member Roles.docx
@@ -1,13 +1,520 @@
 
 <file path=word/document.xml><?xml version="1.0" encoding="utf-8"?>
-<w:document xmlns:wpc="http://schemas.microsoft.com/office/word/2010/wordprocessingCanvas" xmlns:cx="http://schemas.microsoft.com/office/drawing/2014/chartex" xmlns:cx1="http://schemas.microsoft.com/office/drawing/2015/9/8/chartex" xmlns:cx2="http://schemas.microsoft.com/office/drawing/2015/10/21/chartex" xmlns:cx3="http://schemas.microsoft.com/office/drawing/2016/5/9/chartex" xmlns:cx4="http://schemas.microsoft.com/office/drawing/2016/5/10/chartex" xmlns:cx5="http://schemas.microsoft.com/office/drawing/2016/5/11/chartex" xmlns:cx6="http://schemas.microsoft.com/office/drawing/2016/5/12/chartex" xmlns:cx7="http://schemas.microsoft.com/office/drawing/2016/5/13/chartex" xmlns:cx8="http://schemas.microsoft.com/office/drawing/2016/5/14/chartex" xmlns:mc="http://schemas.openxmlformats.org/markup-compatibility/2006" xmlns:aink="http://schemas.microsoft.com/office/drawing/2016/ink" xmlns:am3d="http://schemas.microsoft.com/office/drawing/2017/model3d" xmlns:o="urn:schemas-microsoft-com:office:office" xmlns:oel="http://schemas.microsoft.com/office/2019/extlst" xmlns:r="http://schemas.openxmlformats.org/officeDocument/2006/relationships" xmlns:m="http://schemas.openxmlformats.org/officeDocument/2006/math" xmlns:v="urn:schemas-microsoft-com:vml" xmlns:wp14="http://schemas.microsoft.com/office/word/2010/wordprocessingDrawing" xmlns:wp="http://schemas.openxmlformats.org/drawingml/2006/wordprocessingDrawing" xmlns:w10="urn:schemas-microsoft-com:office:word" xmlns:w="http://schemas.openxmlformats.org/wordprocessingml/2006/main" xmlns:w14="http://schemas.microsoft.com/office/word/2010/wordml" xmlns:w15="http://schemas.microsoft.com/office/word/2012/wordml" xmlns:w16cex="http://schemas.microsoft.com/office/word/2018/wordml/cex" xmlns:w16cid="http://schemas.microsoft.com/office/word/2016/wordml/cid" xmlns:w16="http://schemas.microsoft.com/office/word/2018/wordml" xmlns:w16du="http://schemas.microsoft.com/office/word/2023/wordml/word16du" xmlns:w16sdtdh="http://schemas.microsoft.com/office/word/2020/wordml/sdtdatahash" xmlns:w16se="http://schemas.microsoft.com/office/word/2015/wordml/symex" xmlns:wpg="http://schemas.microsoft.com/office/word/2010/wordprocessingGroup" xmlns:wpi="http://schemas.microsoft.com/office/word/2010/wordprocessingInk" xmlns:wne="http://schemas.microsoft.com/office/word/2006/wordml" xmlns:wps="http://schemas.microsoft.com/office/word/2010/wordprocessingShape" mc:Ignorable="w14 w15 w16se w16cid w16 w16cex w16sdtdh wp14">
+<w:document xmlns:wpc="http://schemas.microsoft.com/office/word/2010/wordprocessingCanvas" xmlns:cx="http://schemas.microsoft.com/office/drawing/2014/chartex" xmlns:cx1="http://schemas.microsoft.com/office/drawing/2015/9/8/chartex" xmlns:cx2="http://schemas.microsoft.com/office/drawing/2015/10/21/chartex" xmlns:cx3="http://schemas.microsoft.com/office/drawing/2016/5/9/chartex" xmlns:cx4="http://schemas.microsoft.com/office/drawing/2016/5/10/chartex" xmlns:cx5="http://schemas.microsoft.com/office/drawing/2016/5/11/chartex" xmlns:cx6="http://schemas.microsoft.com/office/drawing/2016/5/12/chartex" xmlns:cx7="http://schemas.microsoft.com/office/drawing/2016/5/13/chartex" xmlns:cx8="http://schemas.microsoft.com/office/drawing/2016/5/14/chartex" xmlns:mc="http://schemas.openxmlformats.org/markup-compatibility/2006" xmlns:aink="http://schemas.microsoft.com/office/drawing/2016/ink" xmlns:am3d="http://schemas.microsoft.com/office/drawing/2017/model3d" xmlns:o="urn:schemas-microsoft-com:office:office" xmlns:oel="http://schemas.microsoft.com/office/2019/extlst" xmlns:r="http://schemas.openxmlformats.org/officeDocument/2006/relationships" xmlns:m="http://schemas.openxmlformats.org/officeDocument/2006/math" xmlns:v="urn:schemas-microsoft-com:vml" xmlns:wp14="http://schemas.microsoft.com/office/word/2010/wordprocessingDrawing" xmlns:wp="http://schemas.openxmlformats.org/drawingml/2006/wordprocessingDrawing" xmlns:w10="urn:schemas-microsoft-com:office:word" xmlns:w="http://schemas.openxmlformats.org/wordprocessingml/2006/main" xmlns:w14="http://schemas.microsoft.com/office/word/2010/wordml" xmlns:w15="http://schemas.microsoft.com/office/word/2012/wordml" xmlns:w16cex="http://schemas.microsoft.com/office/word/2018/wordml/cex" xmlns:w16cid="http://schemas.microsoft.com/office/word/2016/wordml/cid" xmlns:w16="http://schemas.microsoft.com/office/word/2018/wordml" xmlns:w16du="http://schemas.microsoft.com/office/word/2023/wordml/word16du" xmlns:w16sdtdh="http://schemas.microsoft.com/office/word/2020/wordml/sdtdatahash" xmlns:w16sdtfl="http://schemas.microsoft.com/office/word/2024/wordml/sdtformatlock" xmlns:w16se="http://schemas.microsoft.com/office/word/2015/wordml/symex" xmlns:wpg="http://schemas.microsoft.com/office/word/2010/wordprocessingGroup" xmlns:wpi="http://schemas.microsoft.com/office/word/2010/wordprocessingInk" xmlns:wne="http://schemas.microsoft.com/office/word/2006/wordml" xmlns:wps="http://schemas.microsoft.com/office/word/2010/wordprocessingShape" mc:Ignorable="w14 w15 w16se w16cid w16 w16cex w16sdtdh w16sdtfl w16du wp14">
   <w:body>
     <w:p>
       <w:pPr>
         <w:pStyle w:val="Heading1"/>
       </w:pPr>
-      <w:r>
-        <w:t>Heading</w:t>
+      <w:bookmarkStart w:id="0" w:name="_Toc228024843"/>
+      <w:bookmarkStart w:id="1" w:name="_Toc228029765"/>
+      <w:bookmarkStart w:id="2" w:name="_Toc228030645"/>
+      <w:r>
+        <w:t>8. Role of Each Member</w:t>
+      </w:r>
+      <w:bookmarkEnd w:id="0"/>
+      <w:bookmarkEnd w:id="1"/>
+      <w:bookmarkEnd w:id="2"/>
+    </w:p>
+    <w:tbl>
+      <w:tblPr>
+        <w:tblStyle w:val="TableGrid"/>
+        <w:tblW w:w="8806" w:type="dxa"/>
+        <w:tblLook w:val="04A0" w:firstRow="1" w:lastRow="0" w:firstColumn="1" w:lastColumn="0" w:noHBand="0" w:noVBand="1"/>
+      </w:tblPr>
+      <w:tblGrid>
+        <w:gridCol w:w="2935"/>
+        <w:gridCol w:w="2935"/>
+        <w:gridCol w:w="2936"/>
+      </w:tblGrid>
+      <w:tr>
+        <w:trPr>
+          <w:trHeight w:val="596"/>
+        </w:trPr>
+        <w:tc>
+          <w:tcPr>
+            <w:tcW w:w="2935" w:type="dxa"/>
+          </w:tcPr>
+          <w:p>
+            <w:pPr>
+              <w:jc w:val="center"/>
+              <w:rPr>
+                <w:b/>
+                <w:bCs/>
+                <w:sz w:val="32"/>
+                <w:szCs w:val="36"/>
+              </w:rPr>
+            </w:pPr>
+            <w:r>
+              <w:rPr>
+                <w:b/>
+                <w:bCs/>
+                <w:sz w:val="32"/>
+                <w:szCs w:val="36"/>
+              </w:rPr>
+              <w:t>Member name</w:t>
+            </w:r>
+          </w:p>
+        </w:tc>
+        <w:tc>
+          <w:tcPr>
+            <w:tcW w:w="2935" w:type="dxa"/>
+          </w:tcPr>
+          <w:p>
+            <w:pPr>
+              <w:jc w:val="center"/>
+              <w:rPr>
+                <w:b/>
+                <w:bCs/>
+                <w:sz w:val="32"/>
+                <w:szCs w:val="36"/>
+              </w:rPr>
+            </w:pPr>
+            <w:r>
+              <w:rPr>
+                <w:b/>
+                <w:bCs/>
+                <w:sz w:val="32"/>
+                <w:szCs w:val="36"/>
+              </w:rPr>
+              <w:t>ID</w:t>
+            </w:r>
+          </w:p>
+        </w:tc>
+        <w:tc>
+          <w:tcPr>
+            <w:tcW w:w="2936" w:type="dxa"/>
+          </w:tcPr>
+          <w:p>
+            <w:pPr>
+              <w:jc w:val="center"/>
+              <w:rPr>
+                <w:b/>
+                <w:bCs/>
+                <w:sz w:val="32"/>
+                <w:szCs w:val="36"/>
+              </w:rPr>
+            </w:pPr>
+            <w:r>
+              <w:rPr>
+                <w:b/>
+                <w:bCs/>
+                <w:sz w:val="32"/>
+                <w:szCs w:val="36"/>
+              </w:rPr>
+              <w:t>Role</w:t>
+            </w:r>
+          </w:p>
+        </w:tc>
+      </w:tr>
+      <w:tr>
+        <w:trPr>
+          <w:trHeight w:val="596"/>
+        </w:trPr>
+        <w:tc>
+          <w:tcPr>
+            <w:tcW w:w="2935" w:type="dxa"/>
+          </w:tcPr>
+          <w:p>
+            <w:pPr>
+              <w:jc w:val="center"/>
+            </w:pPr>
+            <w:r>
+              <w:t>Hazem Mohamed Salah ElDin</w:t>
+            </w:r>
+          </w:p>
+        </w:tc>
+        <w:tc>
+          <w:tcPr>
+            <w:tcW w:w="2935" w:type="dxa"/>
+          </w:tcPr>
+          <w:p>
+            <w:pPr>
+              <w:jc w:val="center"/>
+            </w:pPr>
+            <w:r>
+              <w:t>2300774</w:t>
+            </w:r>
+          </w:p>
+        </w:tc>
+        <w:tc>
+          <w:tcPr>
+            <w:tcW w:w="2936" w:type="dxa"/>
+          </w:tcPr>
+          <w:p>
+            <w:pPr>
+              <w:jc w:val="center"/>
+            </w:pPr>
+            <w:r>
+              <w:t>Backend</w:t>
+            </w:r>
+          </w:p>
+        </w:tc>
+      </w:tr>
+      <w:tr>
+        <w:trPr>
+          <w:trHeight w:val="621"/>
+        </w:trPr>
+        <w:tc>
+          <w:tcPr>
+            <w:tcW w:w="2935" w:type="dxa"/>
+          </w:tcPr>
+          <w:p>
+            <w:pPr>
+              <w:jc w:val="center"/>
+            </w:pPr>
+            <w:r>
+              <w:t>Mathew Mina Youssef Aziz</w:t>
+            </w:r>
+          </w:p>
+        </w:tc>
+        <w:tc>
+          <w:tcPr>
+            <w:tcW w:w="2935" w:type="dxa"/>
+          </w:tcPr>
+          <w:p>
+            <w:pPr>
+              <w:jc w:val="center"/>
+            </w:pPr>
+            <w:r>
+              <w:t>2300910</w:t>
+            </w:r>
+          </w:p>
+        </w:tc>
+        <w:tc>
+          <w:tcPr>
+            <w:tcW w:w="2936" w:type="dxa"/>
+          </w:tcPr>
+          <w:p>
+            <w:pPr>
+              <w:jc w:val="center"/>
+            </w:pPr>
+            <w:r>
+              <w:t>Backend</w:t>
+            </w:r>
+          </w:p>
+        </w:tc>
+      </w:tr>
+      <w:tr>
+        <w:trPr>
+          <w:trHeight w:val="596"/>
+        </w:trPr>
+        <w:tc>
+          <w:tcPr>
+            <w:tcW w:w="2935" w:type="dxa"/>
+          </w:tcPr>
+          <w:p>
+            <w:pPr>
+              <w:jc w:val="center"/>
+            </w:pPr>
+            <w:r>
+              <w:t>Marten Amgad Zakaria</w:t>
+            </w:r>
+          </w:p>
+        </w:tc>
+        <w:tc>
+          <w:tcPr>
+            <w:tcW w:w="2935" w:type="dxa"/>
+          </w:tcPr>
+          <w:p>
+            <w:pPr>
+              <w:jc w:val="center"/>
+            </w:pPr>
+            <w:r>
+              <w:t>2200751</w:t>
+            </w:r>
+          </w:p>
+        </w:tc>
+        <w:tc>
+          <w:tcPr>
+            <w:tcW w:w="2936" w:type="dxa"/>
+          </w:tcPr>
+          <w:p>
+            <w:pPr>
+              <w:jc w:val="center"/>
+            </w:pPr>
+            <w:r>
+              <w:t>Backend</w:t>
+            </w:r>
+          </w:p>
+        </w:tc>
+      </w:tr>
+      <w:tr>
+        <w:trPr>
+          <w:trHeight w:val="596"/>
+        </w:trPr>
+        <w:tc>
+          <w:tcPr>
+            <w:tcW w:w="2935" w:type="dxa"/>
+          </w:tcPr>
+          <w:p>
+            <w:pPr>
+              <w:jc w:val="center"/>
+            </w:pPr>
+            <w:r>
+              <w:t>Ziad Ahmed Orabi</w:t>
+            </w:r>
+          </w:p>
+        </w:tc>
+        <w:tc>
+          <w:tcPr>
+            <w:tcW w:w="2935" w:type="dxa"/>
+          </w:tcPr>
+          <w:p>
+            <w:pPr>
+              <w:jc w:val="center"/>
+            </w:pPr>
+            <w:r>
+              <w:t>2200399</w:t>
+            </w:r>
+          </w:p>
+        </w:tc>
+        <w:tc>
+          <w:tcPr>
+            <w:tcW w:w="2936" w:type="dxa"/>
+          </w:tcPr>
+          <w:p>
+            <w:pPr>
+              <w:jc w:val="center"/>
+            </w:pPr>
+            <w:r>
+              <w:t>Backend</w:t>
+            </w:r>
+          </w:p>
+        </w:tc>
+      </w:tr>
+      <w:tr>
+        <w:trPr>
+          <w:trHeight w:val="596"/>
+        </w:trPr>
+        <w:tc>
+          <w:tcPr>
+            <w:tcW w:w="2935" w:type="dxa"/>
+          </w:tcPr>
+          <w:p>
+            <w:pPr>
+              <w:jc w:val="center"/>
+            </w:pPr>
+            <w:r>
+              <w:t>Julia Nasser Mosaad</w:t>
+            </w:r>
+          </w:p>
+        </w:tc>
+        <w:tc>
+          <w:tcPr>
+            <w:tcW w:w="2935" w:type="dxa"/>
+          </w:tcPr>
+          <w:p>
+            <w:pPr>
+              <w:jc w:val="center"/>
+            </w:pPr>
+            <w:r>
+              <w:t>2200760</w:t>
+            </w:r>
+          </w:p>
+        </w:tc>
+        <w:tc>
+          <w:tcPr>
+            <w:tcW w:w="2936" w:type="dxa"/>
+          </w:tcPr>
+          <w:p>
+            <w:pPr>
+              <w:jc w:val="center"/>
+            </w:pPr>
+            <w:r>
+              <w:t>Front End</w:t>
+            </w:r>
+          </w:p>
+        </w:tc>
+      </w:tr>
+      <w:tr>
+        <w:trPr>
+          <w:trHeight w:val="596"/>
+        </w:trPr>
+        <w:tc>
+          <w:tcPr>
+            <w:tcW w:w="2935" w:type="dxa"/>
+          </w:tcPr>
+          <w:p>
+            <w:pPr>
+              <w:jc w:val="center"/>
+            </w:pPr>
+            <w:r>
+              <w:t>Maria Karam Albert</w:t>
+            </w:r>
+          </w:p>
+        </w:tc>
+        <w:tc>
+          <w:tcPr>
+            <w:tcW w:w="2935" w:type="dxa"/>
+          </w:tcPr>
+          <w:p>
+            <w:pPr>
+              <w:jc w:val="center"/>
+            </w:pPr>
+            <w:r>
+              <w:t>2200593</w:t>
+            </w:r>
+          </w:p>
+        </w:tc>
+        <w:tc>
+          <w:tcPr>
+            <w:tcW w:w="2936" w:type="dxa"/>
+          </w:tcPr>
+          <w:p>
+            <w:pPr>
+              <w:jc w:val="center"/>
+            </w:pPr>
+            <w:r>
+              <w:t>Front End</w:t>
+            </w:r>
+          </w:p>
+        </w:tc>
+      </w:tr>
+      <w:tr>
+        <w:trPr>
+          <w:trHeight w:val="596"/>
+        </w:trPr>
+        <w:tc>
+          <w:tcPr>
+            <w:tcW w:w="2935" w:type="dxa"/>
+          </w:tcPr>
+          <w:p>
+            <w:pPr>
+              <w:jc w:val="center"/>
+            </w:pPr>
+            <w:r>
+              <w:t>Kerlos Melad Fakhry</w:t>
+            </w:r>
+          </w:p>
+        </w:tc>
+        <w:tc>
+          <w:tcPr>
+            <w:tcW w:w="2935" w:type="dxa"/>
+          </w:tcPr>
+          <w:p>
+            <w:pPr>
+              <w:jc w:val="center"/>
+            </w:pPr>
+            <w:r>
+              <w:t>2200763</w:t>
+            </w:r>
+          </w:p>
+        </w:tc>
+        <w:tc>
+          <w:tcPr>
+            <w:tcW w:w="2936" w:type="dxa"/>
+          </w:tcPr>
+          <w:p>
+            <w:pPr>
+              <w:jc w:val="center"/>
+            </w:pPr>
+            <w:r>
+              <w:t>Database</w:t>
+            </w:r>
+          </w:p>
+        </w:tc>
+      </w:tr>
+      <w:tr>
+        <w:trPr>
+          <w:trHeight w:val="596"/>
+        </w:trPr>
+        <w:tc>
+          <w:tcPr>
+            <w:tcW w:w="2935" w:type="dxa"/>
+          </w:tcPr>
+          <w:p>
+            <w:pPr>
+              <w:jc w:val="center"/>
+            </w:pPr>
+            <w:r>
+              <w:t>Andrew Ehab Tharwat</w:t>
+            </w:r>
+          </w:p>
+        </w:tc>
+        <w:tc>
+          <w:tcPr>
+            <w:tcW w:w="2935" w:type="dxa"/>
+          </w:tcPr>
+          <w:p>
+            <w:pPr>
+              <w:jc w:val="center"/>
+            </w:pPr>
+            <w:r>
+              <w:t>2200249</w:t>
+            </w:r>
+          </w:p>
+        </w:tc>
+        <w:tc>
+          <w:tcPr>
+            <w:tcW w:w="2936" w:type="dxa"/>
+          </w:tcPr>
+          <w:p>
+            <w:pPr>
+              <w:jc w:val="center"/>
+            </w:pPr>
+            <w:r>
+              <w:t>Integration/devOps</w:t>
+            </w:r>
+          </w:p>
+        </w:tc>
+      </w:tr>
+      <w:tr>
+        <w:trPr>
+          <w:trHeight w:val="596"/>
+        </w:trPr>
+        <w:tc>
+          <w:tcPr>
+            <w:tcW w:w="2935" w:type="dxa"/>
+          </w:tcPr>
+          <w:p>
+            <w:pPr>
+              <w:jc w:val="center"/>
+            </w:pPr>
+            <w:r>
+              <w:t>Arsany Hany Anwar</w:t>
+            </w:r>
+          </w:p>
+        </w:tc>
+        <w:tc>
+          <w:tcPr>
+            <w:tcW w:w="2935" w:type="dxa"/>
+          </w:tcPr>
+          <w:p>
+            <w:pPr>
+              <w:jc w:val="center"/>
+            </w:pPr>
+            <w:r>
+              <w:t>2200655</w:t>
+            </w:r>
+          </w:p>
+        </w:tc>
+        <w:tc>
+          <w:tcPr>
+            <w:tcW w:w="2936" w:type="dxa"/>
+          </w:tcPr>
+          <w:p>
+            <w:pPr>
+              <w:jc w:val="center"/>
+            </w:pPr>
+            <w:r>
+              <w:t>Integration/devOps</w:t>
+            </w:r>
+          </w:p>
+        </w:tc>
+      </w:tr>
+    </w:tbl>
+    <w:p/>
+    <w:p>
+      <w:pPr>
+        <w:jc w:val="both"/>
+      </w:pPr>
+      <w:r>
+        <w:rPr>
+          <w:b/>
+          <w:bCs/>
+        </w:rPr>
+        <w:t>Backend - Socket</w:t>
       </w:r>
       <w:r>
         <w:t xml:space="preserve"> </w:t>
@@ -15,17 +522,399 @@
     </w:p>
     <w:p>
       <w:pPr>
-        <w:jc w:val="both"/>
-      </w:pPr>
-    </w:p>
-    <w:p>
-      <w:pPr>
-        <w:jc w:val="both"/>
-      </w:pPr>
-    </w:p>
-    <w:p>
-      <w:pPr>
-        <w:jc w:val="both"/>
+        <w:numPr>
+          <w:ilvl w:val="0"/>
+          <w:numId w:val="6"/>
+        </w:numPr>
+        <w:spacing w:after="0"/>
+        <w:jc w:val="both"/>
+      </w:pPr>
+      <w:r>
+        <w:t>Design the application-level protocol (socket-protocol.md) before writing any code</w:t>
+      </w:r>
+    </w:p>
+    <w:p>
+      <w:pPr>
+        <w:numPr>
+          <w:ilvl w:val="0"/>
+          <w:numId w:val="6"/>
+        </w:numPr>
+        <w:spacing w:after="0"/>
+        <w:jc w:val="both"/>
+      </w:pPr>
+      <w:r>
+        <w:t>Design the API contract for web services (api-contract.md) before writing any code</w:t>
+      </w:r>
+    </w:p>
+    <w:p>
+      <w:pPr>
+        <w:numPr>
+          <w:ilvl w:val="0"/>
+          <w:numId w:val="6"/>
+        </w:numPr>
+        <w:spacing w:after="0"/>
+        <w:jc w:val="both"/>
+      </w:pPr>
+      <w:r>
+        <w:t>Implement all 9 core features over TCP sockets (auth, items, purchase, search, reports, etc.)</w:t>
+      </w:r>
+    </w:p>
+    <w:p>
+      <w:pPr>
+        <w:numPr>
+          <w:ilvl w:val="0"/>
+          <w:numId w:val="6"/>
+        </w:numPr>
+        <w:spacing w:after="0"/>
+        <w:jc w:val="both"/>
+      </w:pPr>
+      <w:r>
+        <w:t>Handle atomic transaction integrity for purchases (money + item transfer)</w:t>
+      </w:r>
+    </w:p>
+    <w:p>
+      <w:pPr>
+        <w:numPr>
+          <w:ilvl w:val="0"/>
+          <w:numId w:val="6"/>
+        </w:numPr>
+        <w:spacing w:after="0"/>
+        <w:jc w:val="both"/>
+      </w:pPr>
+      <w:r>
+        <w:t>Handle multi-threaded client connections (one thread per client)</w:t>
+      </w:r>
+    </w:p>
+    <w:p>
+      <w:pPr>
+        <w:numPr>
+          <w:ilvl w:val="0"/>
+          <w:numId w:val="6"/>
+        </w:numPr>
+        <w:spacing w:after="0"/>
+        <w:jc w:val="both"/>
+      </w:pPr>
+      <w:r>
+        <w:t>Integrate with the DB layer via JDBC</w:t>
+      </w:r>
+    </w:p>
+    <w:p>
+      <w:pPr>
+        <w:jc w:val="both"/>
+      </w:pPr>
+      <w:r>
+        <w:rPr>
+          <w:b/>
+          <w:bCs/>
+        </w:rPr>
+        <w:t>Backend - Web Services</w:t>
+      </w:r>
+      <w:r>
+        <w:t xml:space="preserve"> </w:t>
+      </w:r>
+    </w:p>
+    <w:p>
+      <w:pPr>
+        <w:numPr>
+          <w:ilvl w:val="0"/>
+          <w:numId w:val="7"/>
+        </w:numPr>
+        <w:spacing w:after="0"/>
+        <w:jc w:val="both"/>
+      </w:pPr>
+      <w:r>
+        <w:t>Implement 3 features as REST web services via Spring Boot (requirement x)</w:t>
+      </w:r>
+    </w:p>
+    <w:p>
+      <w:pPr>
+        <w:numPr>
+          <w:ilvl w:val="0"/>
+          <w:numId w:val="7"/>
+        </w:numPr>
+        <w:spacing w:after="0"/>
+        <w:jc w:val="both"/>
+      </w:pPr>
+      <w:r>
+        <w:t>Implement Partner Store API — interface allowing external stores to allow other stores to sell your products</w:t>
+      </w:r>
+    </w:p>
+    <w:p>
+      <w:pPr>
+        <w:numPr>
+          <w:ilvl w:val="0"/>
+          <w:numId w:val="7"/>
+        </w:numPr>
+        <w:spacing w:after="0"/>
+        <w:jc w:val="both"/>
+      </w:pPr>
+      <w:r>
+        <w:t>Share the same CockroachDB instance as the socket server</w:t>
+      </w:r>
+    </w:p>
+    <w:p>
+      <w:pPr>
+        <w:jc w:val="both"/>
+      </w:pPr>
+      <w:r>
+        <w:rPr>
+          <w:b/>
+          <w:bCs/>
+        </w:rPr>
+        <w:t>Frontend</w:t>
+      </w:r>
+    </w:p>
+    <w:p>
+      <w:pPr>
+        <w:numPr>
+          <w:ilvl w:val="0"/>
+          <w:numId w:val="8"/>
+        </w:numPr>
+        <w:spacing w:after="0"/>
+        <w:jc w:val="both"/>
+      </w:pPr>
+      <w:r>
+        <w:t>Build all UI screens for user-facing features</w:t>
+      </w:r>
+    </w:p>
+    <w:p>
+      <w:pPr>
+        <w:numPr>
+          <w:ilvl w:val="0"/>
+          <w:numId w:val="8"/>
+        </w:numPr>
+        <w:spacing w:after="0"/>
+        <w:jc w:val="both"/>
+      </w:pPr>
+      <w:r>
+        <w:t>Start on layout and screens using mock data before backend is ready</w:t>
+      </w:r>
+    </w:p>
+    <w:p>
+      <w:pPr>
+        <w:numPr>
+          <w:ilvl w:val="0"/>
+          <w:numId w:val="8"/>
+        </w:numPr>
+        <w:spacing w:after="0"/>
+        <w:jc w:val="both"/>
+      </w:pPr>
+      <w:r>
+        <w:t>Connect to socket server via WebSocket (through bridge) for core features</w:t>
+      </w:r>
+    </w:p>
+    <w:p>
+      <w:pPr>
+        <w:spacing w:after="0"/>
+        <w:ind w:left="720"/>
+        <w:jc w:val="both"/>
+      </w:pPr>
+      <w:r>
+        <w:t>Connect to Spring Boot via HTTP REST for the 3 web service features</w:t>
+      </w:r>
+    </w:p>
+    <w:p>
+      <w:pPr>
+        <w:numPr>
+          <w:ilvl w:val="0"/>
+          <w:numId w:val="8"/>
+        </w:numPr>
+        <w:spacing w:after="0"/>
+        <w:jc w:val="both"/>
+      </w:pPr>
+      <w:r>
+        <w:t>Own end-to-end user flow coherence</w:t>
+      </w:r>
+    </w:p>
+    <w:p>
+      <w:pPr>
+        <w:jc w:val="both"/>
+      </w:pPr>
+      <w:r>
+        <w:rPr>
+          <w:b/>
+          <w:bCs/>
+        </w:rPr>
+        <w:t>Database</w:t>
+      </w:r>
+    </w:p>
+    <w:p>
+      <w:pPr>
+        <w:numPr>
+          <w:ilvl w:val="0"/>
+          <w:numId w:val="9"/>
+        </w:numPr>
+        <w:spacing w:after="0"/>
+        <w:jc w:val="both"/>
+      </w:pPr>
+      <w:r>
+        <w:t>Design the full schema (Users, Items, Transactions, Inventory, etc.)</w:t>
+      </w:r>
+    </w:p>
+    <w:p>
+      <w:pPr>
+        <w:numPr>
+          <w:ilvl w:val="0"/>
+          <w:numId w:val="9"/>
+        </w:numPr>
+        <w:spacing w:after="0"/>
+        <w:jc w:val="both"/>
+      </w:pPr>
+      <w:r>
+        <w:t>Decide and implement the partitioning strategy</w:t>
+      </w:r>
+    </w:p>
+    <w:p>
+      <w:pPr>
+        <w:numPr>
+          <w:ilvl w:val="0"/>
+          <w:numId w:val="9"/>
+        </w:numPr>
+        <w:spacing w:after="0"/>
+        <w:jc w:val="both"/>
+      </w:pPr>
+      <w:r>
+        <w:t>Deliver schema.sql, partitioning.sql, and seed.sql</w:t>
+      </w:r>
+    </w:p>
+    <w:p>
+      <w:pPr>
+        <w:numPr>
+          <w:ilvl w:val="0"/>
+          <w:numId w:val="9"/>
+        </w:numPr>
+        <w:jc w:val="both"/>
+      </w:pPr>
+      <w:r>
+        <w:t>Document justification for every partitioning decision</w:t>
+      </w:r>
+    </w:p>
+    <w:p>
+      <w:pPr>
+        <w:spacing w:after="0"/>
+        <w:jc w:val="both"/>
+      </w:pPr>
+      <w:r>
+        <w:rPr>
+          <w:b/>
+          <w:bCs/>
+        </w:rPr>
+        <w:t>DevOps/Integration</w:t>
+      </w:r>
+      <w:r>
+        <w:t xml:space="preserve"> </w:t>
+      </w:r>
+    </w:p>
+    <w:p>
+      <w:pPr>
+        <w:numPr>
+          <w:ilvl w:val="0"/>
+          <w:numId w:val="10"/>
+        </w:numPr>
+        <w:spacing w:after="0"/>
+        <w:jc w:val="both"/>
+      </w:pPr>
+      <w:r>
+        <w:t>Manage GitHub — branching strategy, PRs, protect main and dev</w:t>
+      </w:r>
+    </w:p>
+    <w:p>
+      <w:pPr>
+        <w:numPr>
+          <w:ilvl w:val="0"/>
+          <w:numId w:val="10"/>
+        </w:numPr>
+        <w:spacing w:after="0"/>
+        <w:jc w:val="both"/>
+      </w:pPr>
+      <w:r>
+        <w:t>Own the report (.docx) and presentation (.pptx)</w:t>
+      </w:r>
+    </w:p>
+    <w:p>
+      <w:pPr>
+        <w:numPr>
+          <w:ilvl w:val="0"/>
+          <w:numId w:val="10"/>
+        </w:numPr>
+        <w:spacing w:after="0"/>
+        <w:jc w:val="both"/>
+      </w:pPr>
+      <w:r>
+        <w:t>Build and maintain the Gantt chart</w:t>
+      </w:r>
+    </w:p>
+    <w:p>
+      <w:pPr>
+        <w:numPr>
+          <w:ilvl w:val="0"/>
+          <w:numId w:val="10"/>
+        </w:numPr>
+        <w:spacing w:after="0"/>
+        <w:jc w:val="both"/>
+      </w:pPr>
+      <w:r>
+        <w:t>Build and maintain the WebSocket-to-TCP bridge server</w:t>
+      </w:r>
+    </w:p>
+    <w:p>
+      <w:pPr>
+        <w:numPr>
+          <w:ilvl w:val="0"/>
+          <w:numId w:val="10"/>
+        </w:numPr>
+        <w:spacing w:after="0"/>
+        <w:jc w:val="both"/>
+      </w:pPr>
+      <w:r>
+        <w:t>Wire frontend to backend as features complete and catch integration breakage early</w:t>
+      </w:r>
+    </w:p>
+    <w:p>
+      <w:pPr>
+        <w:numPr>
+          <w:ilvl w:val="0"/>
+          <w:numId w:val="10"/>
+        </w:numPr>
+        <w:spacing w:after="0"/>
+        <w:jc w:val="both"/>
+      </w:pPr>
+      <w:r>
+        <w:t>Own demo session preparation</w:t>
+      </w:r>
+    </w:p>
+    <w:p>
+      <w:pPr>
+        <w:jc w:val="both"/>
+      </w:pPr>
+    </w:p>
+    <w:p>
+      <w:pPr>
+        <w:jc w:val="both"/>
+      </w:pPr>
+    </w:p>
+    <w:p>
+      <w:pPr>
+        <w:jc w:val="both"/>
+      </w:pPr>
+    </w:p>
+    <w:p>
+      <w:pPr>
+        <w:jc w:val="both"/>
+        <w:sectPr>
+          <w:pgSz w:w="11906" w:h="16838"/>
+          <w:pgMar w:top="1440" w:right="1800" w:bottom="1440" w:left="1800" w:header="720" w:footer="720" w:gutter="0"/>
+          <w:pgBorders w:offsetFrom="page">
+            <w:top w:val="thinThickSmallGap" w:sz="24" w:space="24" w:color="auto"/>
+            <w:left w:val="thinThickSmallGap" w:sz="24" w:space="24" w:color="auto"/>
+            <w:bottom w:val="thickThinSmallGap" w:sz="24" w:space="24" w:color="auto"/>
+            <w:right w:val="thickThinSmallGap" w:sz="24" w:space="24" w:color="auto"/>
+          </w:pgBorders>
+          <w:cols w:space="720"/>
+          <w:bidi/>
+          <w:rtlGutter/>
+          <w:docGrid w:linePitch="360"/>
+        </w:sectPr>
       </w:pPr>
     </w:p>
     <w:p>
@@ -52,8 +941,306 @@
 </file>
 
 <file path=word/numbering.xml><?xml version="1.0" encoding="utf-8"?>
-<w:numbering xmlns:wpc="http://schemas.microsoft.com/office/word/2010/wordprocessingCanvas" xmlns:cx="http://schemas.microsoft.com/office/drawing/2014/chartex" xmlns:cx1="http://schemas.microsoft.com/office/drawing/2015/9/8/chartex" xmlns:cx2="http://schemas.microsoft.com/office/drawing/2015/10/21/chartex" xmlns:cx3="http://schemas.microsoft.com/office/drawing/2016/5/9/chartex" xmlns:cx4="http://schemas.microsoft.com/office/drawing/2016/5/10/chartex" xmlns:cx5="http://schemas.microsoft.com/office/drawing/2016/5/11/chartex" xmlns:cx6="http://schemas.microsoft.com/office/drawing/2016/5/12/chartex" xmlns:cx7="http://schemas.microsoft.com/office/drawing/2016/5/13/chartex" xmlns:cx8="http://schemas.microsoft.com/office/drawing/2016/5/14/chartex" xmlns:mc="http://schemas.openxmlformats.org/markup-compatibility/2006" xmlns:aink="http://schemas.microsoft.com/office/drawing/2016/ink" xmlns:am3d="http://schemas.microsoft.com/office/drawing/2017/model3d" xmlns:o="urn:schemas-microsoft-com:office:office" xmlns:oel="http://schemas.microsoft.com/office/2019/extlst" xmlns:r="http://schemas.openxmlformats.org/officeDocument/2006/relationships" xmlns:m="http://schemas.openxmlformats.org/officeDocument/2006/math" xmlns:v="urn:schemas-microsoft-com:vml" xmlns:wp14="http://schemas.microsoft.com/office/word/2010/wordprocessingDrawing" xmlns:wp="http://schemas.openxmlformats.org/drawingml/2006/wordprocessingDrawing" xmlns:w10="urn:schemas-microsoft-com:office:word" xmlns:w="http://schemas.openxmlformats.org/wordprocessingml/2006/main" xmlns:w14="http://schemas.microsoft.com/office/word/2010/wordml" xmlns:w15="http://schemas.microsoft.com/office/word/2012/wordml" xmlns:w16cex="http://schemas.microsoft.com/office/word/2018/wordml/cex" xmlns:w16cid="http://schemas.microsoft.com/office/word/2016/wordml/cid" xmlns:w16="http://schemas.microsoft.com/office/word/2018/wordml" xmlns:w16du="http://schemas.microsoft.com/office/word/2023/wordml/word16du" xmlns:w16sdtdh="http://schemas.microsoft.com/office/word/2020/wordml/sdtdatahash" xmlns:w16se="http://schemas.microsoft.com/office/word/2015/wordml/symex" xmlns:wpg="http://schemas.microsoft.com/office/word/2010/wordprocessingGroup" xmlns:wpi="http://schemas.microsoft.com/office/word/2010/wordprocessingInk" xmlns:wne="http://schemas.microsoft.com/office/word/2006/wordml" xmlns:wps="http://schemas.microsoft.com/office/word/2010/wordprocessingShape" mc:Ignorable="w14 w15 w16se w16cid w16 w16cex w16sdtdh wp14">
+<w:numbering xmlns:wpc="http://schemas.microsoft.com/office/word/2010/wordprocessingCanvas" xmlns:cx="http://schemas.microsoft.com/office/drawing/2014/chartex" xmlns:cx1="http://schemas.microsoft.com/office/drawing/2015/9/8/chartex" xmlns:cx2="http://schemas.microsoft.com/office/drawing/2015/10/21/chartex" xmlns:cx3="http://schemas.microsoft.com/office/drawing/2016/5/9/chartex" xmlns:cx4="http://schemas.microsoft.com/office/drawing/2016/5/10/chartex" xmlns:cx5="http://schemas.microsoft.com/office/drawing/2016/5/11/chartex" xmlns:cx6="http://schemas.microsoft.com/office/drawing/2016/5/12/chartex" xmlns:cx7="http://schemas.microsoft.com/office/drawing/2016/5/13/chartex" xmlns:cx8="http://schemas.microsoft.com/office/drawing/2016/5/14/chartex" xmlns:mc="http://schemas.openxmlformats.org/markup-compatibility/2006" xmlns:aink="http://schemas.microsoft.com/office/drawing/2016/ink" xmlns:am3d="http://schemas.microsoft.com/office/drawing/2017/model3d" xmlns:o="urn:schemas-microsoft-com:office:office" xmlns:oel="http://schemas.microsoft.com/office/2019/extlst" xmlns:r="http://schemas.openxmlformats.org/officeDocument/2006/relationships" xmlns:m="http://schemas.openxmlformats.org/officeDocument/2006/math" xmlns:v="urn:schemas-microsoft-com:vml" xmlns:wp14="http://schemas.microsoft.com/office/word/2010/wordprocessingDrawing" xmlns:wp="http://schemas.openxmlformats.org/drawingml/2006/wordprocessingDrawing" xmlns:w10="urn:schemas-microsoft-com:office:word" xmlns:w="http://schemas.openxmlformats.org/wordprocessingml/2006/main" xmlns:w14="http://schemas.microsoft.com/office/word/2010/wordml" xmlns:w15="http://schemas.microsoft.com/office/word/2012/wordml" xmlns:w16cex="http://schemas.microsoft.com/office/word/2018/wordml/cex" xmlns:w16cid="http://schemas.microsoft.com/office/word/2016/wordml/cid" xmlns:w16="http://schemas.microsoft.com/office/word/2018/wordml" xmlns:w16du="http://schemas.microsoft.com/office/word/2023/wordml/word16du" xmlns:w16sdtdh="http://schemas.microsoft.com/office/word/2020/wordml/sdtdatahash" xmlns:w16sdtfl="http://schemas.microsoft.com/office/word/2024/wordml/sdtformatlock" xmlns:w16se="http://schemas.microsoft.com/office/word/2015/wordml/symex" xmlns:wpg="http://schemas.microsoft.com/office/word/2010/wordprocessingGroup" xmlns:wpi="http://schemas.microsoft.com/office/word/2010/wordprocessingInk" xmlns:wne="http://schemas.microsoft.com/office/word/2006/wordml" xmlns:wps="http://schemas.microsoft.com/office/word/2010/wordprocessingShape" mc:Ignorable="w14 w15 w16se w16cid w16 w16cex w16sdtdh w16sdtfl w16du wp14">
   <w:abstractNum w:abstractNumId="0" w15:restartNumberingAfterBreak="0">
+    <w:nsid w:val="003F2B3D"/>
+    <w:multiLevelType w:val="multilevel"/>
+    <w:tmpl w:val="FFEA7F3E"/>
+    <w:lvl w:ilvl="0">
+      <w:start w:val="1"/>
+      <w:numFmt w:val="bullet"/>
+      <w:lvlText w:val=""/>
+      <w:lvlJc w:val="left"/>
+      <w:pPr>
+        <w:tabs>
+          <w:tab w:val="num" w:pos="720"/>
+        </w:tabs>
+        <w:ind w:left="720" w:hanging="360"/>
+      </w:pPr>
+      <w:rPr>
+        <w:rFonts w:ascii="Symbol" w:hAnsi="Symbol" w:hint="default"/>
+        <w:sz w:val="20"/>
+      </w:rPr>
+    </w:lvl>
+    <w:lvl w:ilvl="1" w:tentative="1">
+      <w:start w:val="1"/>
+      <w:numFmt w:val="bullet"/>
+      <w:lvlText w:val="o"/>
+      <w:lvlJc w:val="left"/>
+      <w:pPr>
+        <w:tabs>
+          <w:tab w:val="num" w:pos="1440"/>
+        </w:tabs>
+        <w:ind w:left="1440" w:hanging="360"/>
+      </w:pPr>
+      <w:rPr>
+        <w:rFonts w:ascii="Courier New" w:hAnsi="Courier New" w:hint="default"/>
+        <w:sz w:val="20"/>
+      </w:rPr>
+    </w:lvl>
+    <w:lvl w:ilvl="2" w:tentative="1">
+      <w:start w:val="1"/>
+      <w:numFmt w:val="bullet"/>
+      <w:lvlText w:val=""/>
+      <w:lvlJc w:val="left"/>
+      <w:pPr>
+        <w:tabs>
+          <w:tab w:val="num" w:pos="2160"/>
+        </w:tabs>
+        <w:ind w:left="2160" w:hanging="360"/>
+      </w:pPr>
+      <w:rPr>
+        <w:rFonts w:ascii="Wingdings" w:hAnsi="Wingdings" w:hint="default"/>
+        <w:sz w:val="20"/>
+      </w:rPr>
+    </w:lvl>
+    <w:lvl w:ilvl="3" w:tentative="1">
+      <w:start w:val="1"/>
+      <w:numFmt w:val="bullet"/>
+      <w:lvlText w:val=""/>
+      <w:lvlJc w:val="left"/>
+      <w:pPr>
+        <w:tabs>
+          <w:tab w:val="num" w:pos="2880"/>
+        </w:tabs>
+        <w:ind w:left="2880" w:hanging="360"/>
+      </w:pPr>
+      <w:rPr>
+        <w:rFonts w:ascii="Wingdings" w:hAnsi="Wingdings" w:hint="default"/>
+        <w:sz w:val="20"/>
+      </w:rPr>
+    </w:lvl>
+    <w:lvl w:ilvl="4" w:tentative="1">
+      <w:start w:val="1"/>
+      <w:numFmt w:val="bullet"/>
+      <w:lvlText w:val=""/>
+      <w:lvlJc w:val="left"/>
+      <w:pPr>
+        <w:tabs>
+          <w:tab w:val="num" w:pos="3600"/>
+        </w:tabs>
+        <w:ind w:left="3600" w:hanging="360"/>
+      </w:pPr>
+      <w:rPr>
+        <w:rFonts w:ascii="Wingdings" w:hAnsi="Wingdings" w:hint="default"/>
+        <w:sz w:val="20"/>
+      </w:rPr>
+    </w:lvl>
+    <w:lvl w:ilvl="5" w:tentative="1">
+      <w:start w:val="1"/>
+      <w:numFmt w:val="bullet"/>
+      <w:lvlText w:val=""/>
+      <w:lvlJc w:val="left"/>
+      <w:pPr>
+        <w:tabs>
+          <w:tab w:val="num" w:pos="4320"/>
+        </w:tabs>
+        <w:ind w:left="4320" w:hanging="360"/>
+      </w:pPr>
+      <w:rPr>
+        <w:rFonts w:ascii="Wingdings" w:hAnsi="Wingdings" w:hint="default"/>
+        <w:sz w:val="20"/>
+      </w:rPr>
+    </w:lvl>
+    <w:lvl w:ilvl="6" w:tentative="1">
+      <w:start w:val="1"/>
+      <w:numFmt w:val="bullet"/>
+      <w:lvlText w:val=""/>
+      <w:lvlJc w:val="left"/>
+      <w:pPr>
+        <w:tabs>
+          <w:tab w:val="num" w:pos="5040"/>
+        </w:tabs>
+        <w:ind w:left="5040" w:hanging="360"/>
+      </w:pPr>
+      <w:rPr>
+        <w:rFonts w:ascii="Wingdings" w:hAnsi="Wingdings" w:hint="default"/>
+        <w:sz w:val="20"/>
+      </w:rPr>
+    </w:lvl>
+    <w:lvl w:ilvl="7" w:tentative="1">
+      <w:start w:val="1"/>
+      <w:numFmt w:val="bullet"/>
+      <w:lvlText w:val=""/>
+      <w:lvlJc w:val="left"/>
+      <w:pPr>
+        <w:tabs>
+          <w:tab w:val="num" w:pos="5760"/>
+        </w:tabs>
+        <w:ind w:left="5760" w:hanging="360"/>
+      </w:pPr>
+      <w:rPr>
+        <w:rFonts w:ascii="Wingdings" w:hAnsi="Wingdings" w:hint="default"/>
+        <w:sz w:val="20"/>
+      </w:rPr>
+    </w:lvl>
+    <w:lvl w:ilvl="8" w:tentative="1">
+      <w:start w:val="1"/>
+      <w:numFmt w:val="bullet"/>
+      <w:lvlText w:val=""/>
+      <w:lvlJc w:val="left"/>
+      <w:pPr>
+        <w:tabs>
+          <w:tab w:val="num" w:pos="6480"/>
+        </w:tabs>
+        <w:ind w:left="6480" w:hanging="360"/>
+      </w:pPr>
+      <w:rPr>
+        <w:rFonts w:ascii="Wingdings" w:hAnsi="Wingdings" w:hint="default"/>
+        <w:sz w:val="20"/>
+      </w:rPr>
+    </w:lvl>
+  </w:abstractNum>
+  <w:abstractNum w:abstractNumId="1" w15:restartNumberingAfterBreak="0">
+    <w:nsid w:val="0587473C"/>
+    <w:multiLevelType w:val="multilevel"/>
+    <w:tmpl w:val="368AA8F6"/>
+    <w:lvl w:ilvl="0">
+      <w:start w:val="1"/>
+      <w:numFmt w:val="bullet"/>
+      <w:lvlText w:val=""/>
+      <w:lvlJc w:val="left"/>
+      <w:pPr>
+        <w:tabs>
+          <w:tab w:val="num" w:pos="720"/>
+        </w:tabs>
+        <w:ind w:left="720" w:hanging="360"/>
+      </w:pPr>
+      <w:rPr>
+        <w:rFonts w:ascii="Symbol" w:hAnsi="Symbol" w:hint="default"/>
+        <w:sz w:val="20"/>
+      </w:rPr>
+    </w:lvl>
+    <w:lvl w:ilvl="1" w:tentative="1">
+      <w:start w:val="1"/>
+      <w:numFmt w:val="bullet"/>
+      <w:lvlText w:val="o"/>
+      <w:lvlJc w:val="left"/>
+      <w:pPr>
+        <w:tabs>
+          <w:tab w:val="num" w:pos="1440"/>
+        </w:tabs>
+        <w:ind w:left="1440" w:hanging="360"/>
+      </w:pPr>
+      <w:rPr>
+        <w:rFonts w:ascii="Courier New" w:hAnsi="Courier New" w:hint="default"/>
+        <w:sz w:val="20"/>
+      </w:rPr>
+    </w:lvl>
+    <w:lvl w:ilvl="2" w:tentative="1">
+      <w:start w:val="1"/>
+      <w:numFmt w:val="bullet"/>
+      <w:lvlText w:val=""/>
+      <w:lvlJc w:val="left"/>
+      <w:pPr>
+        <w:tabs>
+          <w:tab w:val="num" w:pos="2160"/>
+        </w:tabs>
+        <w:ind w:left="2160" w:hanging="360"/>
+      </w:pPr>
+      <w:rPr>
+        <w:rFonts w:ascii="Wingdings" w:hAnsi="Wingdings" w:hint="default"/>
+        <w:sz w:val="20"/>
+      </w:rPr>
+    </w:lvl>
+    <w:lvl w:ilvl="3" w:tentative="1">
+      <w:start w:val="1"/>
+      <w:numFmt w:val="bullet"/>
+      <w:lvlText w:val=""/>
+      <w:lvlJc w:val="left"/>
+      <w:pPr>
+        <w:tabs>
+          <w:tab w:val="num" w:pos="2880"/>
+        </w:tabs>
+        <w:ind w:left="2880" w:hanging="360"/>
+      </w:pPr>
+      <w:rPr>
+        <w:rFonts w:ascii="Wingdings" w:hAnsi="Wingdings" w:hint="default"/>
+        <w:sz w:val="20"/>
+      </w:rPr>
+    </w:lvl>
+    <w:lvl w:ilvl="4" w:tentative="1">
+      <w:start w:val="1"/>
+      <w:numFmt w:val="bullet"/>
+      <w:lvlText w:val=""/>
+      <w:lvlJc w:val="left"/>
+      <w:pPr>
+        <w:tabs>
+          <w:tab w:val="num" w:pos="3600"/>
+        </w:tabs>
+        <w:ind w:left="3600" w:hanging="360"/>
+      </w:pPr>
+      <w:rPr>
+        <w:rFonts w:ascii="Wingdings" w:hAnsi="Wingdings" w:hint="default"/>
+        <w:sz w:val="20"/>
+      </w:rPr>
+    </w:lvl>
+    <w:lvl w:ilvl="5" w:tentative="1">
+      <w:start w:val="1"/>
+      <w:numFmt w:val="bullet"/>
+      <w:lvlText w:val=""/>
+      <w:lvlJc w:val="left"/>
+      <w:pPr>
+        <w:tabs>
+          <w:tab w:val="num" w:pos="4320"/>
+        </w:tabs>
+        <w:ind w:left="4320" w:hanging="360"/>
+      </w:pPr>
+      <w:rPr>
+        <w:rFonts w:ascii="Wingdings" w:hAnsi="Wingdings" w:hint="default"/>
+        <w:sz w:val="20"/>
+      </w:rPr>
+    </w:lvl>
+    <w:lvl w:ilvl="6" w:tentative="1">
+      <w:start w:val="1"/>
+      <w:numFmt w:val="bullet"/>
+      <w:lvlText w:val=""/>
+      <w:lvlJc w:val="left"/>
+      <w:pPr>
+        <w:tabs>
+          <w:tab w:val="num" w:pos="5040"/>
+        </w:tabs>
+        <w:ind w:left="5040" w:hanging="360"/>
+      </w:pPr>
+      <w:rPr>
+        <w:rFonts w:ascii="Wingdings" w:hAnsi="Wingdings" w:hint="default"/>
+        <w:sz w:val="20"/>
+      </w:rPr>
+    </w:lvl>
+    <w:lvl w:ilvl="7" w:tentative="1">
+      <w:start w:val="1"/>
+      <w:numFmt w:val="bullet"/>
+      <w:lvlText w:val=""/>
+      <w:lvlJc w:val="left"/>
+      <w:pPr>
+        <w:tabs>
+          <w:tab w:val="num" w:pos="5760"/>
+        </w:tabs>
+        <w:ind w:left="5760" w:hanging="360"/>
+      </w:pPr>
+      <w:rPr>
+        <w:rFonts w:ascii="Wingdings" w:hAnsi="Wingdings" w:hint="default"/>
+        <w:sz w:val="20"/>
+      </w:rPr>
+    </w:lvl>
+    <w:lvl w:ilvl="8" w:tentative="1">
+      <w:start w:val="1"/>
+      <w:numFmt w:val="bullet"/>
+      <w:lvlText w:val=""/>
+      <w:lvlJc w:val="left"/>
+      <w:pPr>
+        <w:tabs>
+          <w:tab w:val="num" w:pos="6480"/>
+        </w:tabs>
+        <w:ind w:left="6480" w:hanging="360"/>
+      </w:pPr>
+      <w:rPr>
+        <w:rFonts w:ascii="Wingdings" w:hAnsi="Wingdings" w:hint="default"/>
+        <w:sz w:val="20"/>
+      </w:rPr>
+    </w:lvl>
+  </w:abstractNum>
+  <w:abstractNum w:abstractNumId="2" w15:restartNumberingAfterBreak="0">
     <w:nsid w:val="07D81549"/>
     <w:multiLevelType w:val="hybridMultilevel"/>
     <w:tmpl w:val="0B9A9498"/>
@@ -166,7 +1353,7 @@
       </w:rPr>
     </w:lvl>
   </w:abstractNum>
-  <w:abstractNum w:abstractNumId="1" w15:restartNumberingAfterBreak="0">
+  <w:abstractNum w:abstractNumId="3" w15:restartNumberingAfterBreak="0">
     <w:nsid w:val="176C3E1D"/>
     <w:multiLevelType w:val="hybridMultilevel"/>
     <w:tmpl w:val="383E1A2A"/>
@@ -279,7 +1466,156 @@
       </w:rPr>
     </w:lvl>
   </w:abstractNum>
-  <w:abstractNum w:abstractNumId="2" w15:restartNumberingAfterBreak="0">
+  <w:abstractNum w:abstractNumId="4" w15:restartNumberingAfterBreak="0">
+    <w:nsid w:val="25723663"/>
+    <w:multiLevelType w:val="multilevel"/>
+    <w:tmpl w:val="50D43E12"/>
+    <w:lvl w:ilvl="0">
+      <w:start w:val="1"/>
+      <w:numFmt w:val="bullet"/>
+      <w:lvlText w:val=""/>
+      <w:lvlJc w:val="left"/>
+      <w:pPr>
+        <w:tabs>
+          <w:tab w:val="num" w:pos="720"/>
+        </w:tabs>
+        <w:ind w:left="720" w:hanging="360"/>
+      </w:pPr>
+      <w:rPr>
+        <w:rFonts w:ascii="Symbol" w:hAnsi="Symbol" w:hint="default"/>
+        <w:sz w:val="20"/>
+      </w:rPr>
+    </w:lvl>
+    <w:lvl w:ilvl="1" w:tentative="1">
+      <w:start w:val="1"/>
+      <w:numFmt w:val="bullet"/>
+      <w:lvlText w:val="o"/>
+      <w:lvlJc w:val="left"/>
+      <w:pPr>
+        <w:tabs>
+          <w:tab w:val="num" w:pos="1440"/>
+        </w:tabs>
+        <w:ind w:left="1440" w:hanging="360"/>
+      </w:pPr>
+      <w:rPr>
+        <w:rFonts w:ascii="Courier New" w:hAnsi="Courier New" w:hint="default"/>
+        <w:sz w:val="20"/>
+      </w:rPr>
+    </w:lvl>
+    <w:lvl w:ilvl="2" w:tentative="1">
+      <w:start w:val="1"/>
+      <w:numFmt w:val="bullet"/>
+      <w:lvlText w:val=""/>
+      <w:lvlJc w:val="left"/>
+      <w:pPr>
+        <w:tabs>
+          <w:tab w:val="num" w:pos="2160"/>
+        </w:tabs>
+        <w:ind w:left="2160" w:hanging="360"/>
+      </w:pPr>
+      <w:rPr>
+        <w:rFonts w:ascii="Wingdings" w:hAnsi="Wingdings" w:hint="default"/>
+        <w:sz w:val="20"/>
+      </w:rPr>
+    </w:lvl>
+    <w:lvl w:ilvl="3" w:tentative="1">
+      <w:start w:val="1"/>
+      <w:numFmt w:val="bullet"/>
+      <w:lvlText w:val=""/>
+      <w:lvlJc w:val="left"/>
+      <w:pPr>
+        <w:tabs>
+          <w:tab w:val="num" w:pos="2880"/>
+        </w:tabs>
+        <w:ind w:left="2880" w:hanging="360"/>
+      </w:pPr>
+      <w:rPr>
+        <w:rFonts w:ascii="Wingdings" w:hAnsi="Wingdings" w:hint="default"/>
+        <w:sz w:val="20"/>
+      </w:rPr>
+    </w:lvl>
+    <w:lvl w:ilvl="4" w:tentative="1">
+      <w:start w:val="1"/>
+      <w:numFmt w:val="bullet"/>
+      <w:lvlText w:val=""/>
+      <w:lvlJc w:val="left"/>
+      <w:pPr>
+        <w:tabs>
+          <w:tab w:val="num" w:pos="3600"/>
+        </w:tabs>
+        <w:ind w:left="3600" w:hanging="360"/>
+      </w:pPr>
+      <w:rPr>
+        <w:rFonts w:ascii="Wingdings" w:hAnsi="Wingdings" w:hint="default"/>
+        <w:sz w:val="20"/>
+      </w:rPr>
+    </w:lvl>
+    <w:lvl w:ilvl="5" w:tentative="1">
+      <w:start w:val="1"/>
+      <w:numFmt w:val="bullet"/>
+      <w:lvlText w:val=""/>
+      <w:lvlJc w:val="left"/>
+      <w:pPr>
+        <w:tabs>
+          <w:tab w:val="num" w:pos="4320"/>
+        </w:tabs>
+        <w:ind w:left="4320" w:hanging="360"/>
+      </w:pPr>
+      <w:rPr>
+        <w:rFonts w:ascii="Wingdings" w:hAnsi="Wingdings" w:hint="default"/>
+        <w:sz w:val="20"/>
+      </w:rPr>
+    </w:lvl>
+    <w:lvl w:ilvl="6" w:tentative="1">
+      <w:start w:val="1"/>
+      <w:numFmt w:val="bullet"/>
+      <w:lvlText w:val=""/>
+      <w:lvlJc w:val="left"/>
+      <w:pPr>
+        <w:tabs>
+          <w:tab w:val="num" w:pos="5040"/>
+        </w:tabs>
+        <w:ind w:left="5040" w:hanging="360"/>
+      </w:pPr>
+      <w:rPr>
+        <w:rFonts w:ascii="Wingdings" w:hAnsi="Wingdings" w:hint="default"/>
+        <w:sz w:val="20"/>
+      </w:rPr>
+    </w:lvl>
+    <w:lvl w:ilvl="7" w:tentative="1">
+      <w:start w:val="1"/>
+      <w:numFmt w:val="bullet"/>
+      <w:lvlText w:val=""/>
+      <w:lvlJc w:val="left"/>
+      <w:pPr>
+        <w:tabs>
+          <w:tab w:val="num" w:pos="5760"/>
+        </w:tabs>
+        <w:ind w:left="5760" w:hanging="360"/>
+      </w:pPr>
+      <w:rPr>
+        <w:rFonts w:ascii="Wingdings" w:hAnsi="Wingdings" w:hint="default"/>
+        <w:sz w:val="20"/>
+      </w:rPr>
+    </w:lvl>
+    <w:lvl w:ilvl="8" w:tentative="1">
+      <w:start w:val="1"/>
+      <w:numFmt w:val="bullet"/>
+      <w:lvlText w:val=""/>
+      <w:lvlJc w:val="left"/>
+      <w:pPr>
+        <w:tabs>
+          <w:tab w:val="num" w:pos="6480"/>
+        </w:tabs>
+        <w:ind w:left="6480" w:hanging="360"/>
+      </w:pPr>
+      <w:rPr>
+        <w:rFonts w:ascii="Wingdings" w:hAnsi="Wingdings" w:hint="default"/>
+        <w:sz w:val="20"/>
+      </w:rPr>
+    </w:lvl>
+  </w:abstractNum>
+  <w:abstractNum w:abstractNumId="5" w15:restartNumberingAfterBreak="0">
     <w:nsid w:val="30612595"/>
     <w:multiLevelType w:val="hybridMultilevel"/>
     <w:tmpl w:val="DD7435CA"/>
@@ -365,7 +1701,156 @@
       </w:pPr>
     </w:lvl>
   </w:abstractNum>
-  <w:abstractNum w:abstractNumId="3" w15:restartNumberingAfterBreak="0">
+  <w:abstractNum w:abstractNumId="6" w15:restartNumberingAfterBreak="0">
+    <w:nsid w:val="32C565A5"/>
+    <w:multiLevelType w:val="multilevel"/>
+    <w:tmpl w:val="6994ACFA"/>
+    <w:lvl w:ilvl="0">
+      <w:start w:val="1"/>
+      <w:numFmt w:val="bullet"/>
+      <w:lvlText w:val=""/>
+      <w:lvlJc w:val="left"/>
+      <w:pPr>
+        <w:tabs>
+          <w:tab w:val="num" w:pos="720"/>
+        </w:tabs>
+        <w:ind w:left="720" w:hanging="360"/>
+      </w:pPr>
+      <w:rPr>
+        <w:rFonts w:ascii="Symbol" w:hAnsi="Symbol" w:hint="default"/>
+        <w:sz w:val="20"/>
+      </w:rPr>
+    </w:lvl>
+    <w:lvl w:ilvl="1" w:tentative="1">
+      <w:start w:val="1"/>
+      <w:numFmt w:val="bullet"/>
+      <w:lvlText w:val="o"/>
+      <w:lvlJc w:val="left"/>
+      <w:pPr>
+        <w:tabs>
+          <w:tab w:val="num" w:pos="1440"/>
+        </w:tabs>
+        <w:ind w:left="1440" w:hanging="360"/>
+      </w:pPr>
+      <w:rPr>
+        <w:rFonts w:ascii="Courier New" w:hAnsi="Courier New" w:hint="default"/>
+        <w:sz w:val="20"/>
+      </w:rPr>
+    </w:lvl>
+    <w:lvl w:ilvl="2" w:tentative="1">
+      <w:start w:val="1"/>
+      <w:numFmt w:val="bullet"/>
+      <w:lvlText w:val=""/>
+      <w:lvlJc w:val="left"/>
+      <w:pPr>
+        <w:tabs>
+          <w:tab w:val="num" w:pos="2160"/>
+        </w:tabs>
+        <w:ind w:left="2160" w:hanging="360"/>
+      </w:pPr>
+      <w:rPr>
+        <w:rFonts w:ascii="Wingdings" w:hAnsi="Wingdings" w:hint="default"/>
+        <w:sz w:val="20"/>
+      </w:rPr>
+    </w:lvl>
+    <w:lvl w:ilvl="3" w:tentative="1">
+      <w:start w:val="1"/>
+      <w:numFmt w:val="bullet"/>
+      <w:lvlText w:val=""/>
+      <w:lvlJc w:val="left"/>
+      <w:pPr>
+        <w:tabs>
+          <w:tab w:val="num" w:pos="2880"/>
+        </w:tabs>
+        <w:ind w:left="2880" w:hanging="360"/>
+      </w:pPr>
+      <w:rPr>
+        <w:rFonts w:ascii="Wingdings" w:hAnsi="Wingdings" w:hint="default"/>
+        <w:sz w:val="20"/>
+      </w:rPr>
+    </w:lvl>
+    <w:lvl w:ilvl="4" w:tentative="1">
+      <w:start w:val="1"/>
+      <w:numFmt w:val="bullet"/>
+      <w:lvlText w:val=""/>
+      <w:lvlJc w:val="left"/>
+      <w:pPr>
+        <w:tabs>
+          <w:tab w:val="num" w:pos="3600"/>
+        </w:tabs>
+        <w:ind w:left="3600" w:hanging="360"/>
+      </w:pPr>
+      <w:rPr>
+        <w:rFonts w:ascii="Wingdings" w:hAnsi="Wingdings" w:hint="default"/>
+        <w:sz w:val="20"/>
+      </w:rPr>
+    </w:lvl>
+    <w:lvl w:ilvl="5" w:tentative="1">
+      <w:start w:val="1"/>
+      <w:numFmt w:val="bullet"/>
+      <w:lvlText w:val=""/>
+      <w:lvlJc w:val="left"/>
+      <w:pPr>
+        <w:tabs>
+          <w:tab w:val="num" w:pos="4320"/>
+        </w:tabs>
+        <w:ind w:left="4320" w:hanging="360"/>
+      </w:pPr>
+      <w:rPr>
+        <w:rFonts w:ascii="Wingdings" w:hAnsi="Wingdings" w:hint="default"/>
+        <w:sz w:val="20"/>
+      </w:rPr>
+    </w:lvl>
+    <w:lvl w:ilvl="6" w:tentative="1">
+      <w:start w:val="1"/>
+      <w:numFmt w:val="bullet"/>
+      <w:lvlText w:val=""/>
+      <w:lvlJc w:val="left"/>
+      <w:pPr>
+        <w:tabs>
+          <w:tab w:val="num" w:pos="5040"/>
+        </w:tabs>
+        <w:ind w:left="5040" w:hanging="360"/>
+      </w:pPr>
+      <w:rPr>
+        <w:rFonts w:ascii="Wingdings" w:hAnsi="Wingdings" w:hint="default"/>
+        <w:sz w:val="20"/>
+      </w:rPr>
+    </w:lvl>
+    <w:lvl w:ilvl="7" w:tentative="1">
+      <w:start w:val="1"/>
+      <w:numFmt w:val="bullet"/>
+      <w:lvlText w:val=""/>
+      <w:lvlJc w:val="left"/>
+      <w:pPr>
+        <w:tabs>
+          <w:tab w:val="num" w:pos="5760"/>
+        </w:tabs>
+        <w:ind w:left="5760" w:hanging="360"/>
+      </w:pPr>
+      <w:rPr>
+        <w:rFonts w:ascii="Wingdings" w:hAnsi="Wingdings" w:hint="default"/>
+        <w:sz w:val="20"/>
+      </w:rPr>
+    </w:lvl>
+    <w:lvl w:ilvl="8" w:tentative="1">
+      <w:start w:val="1"/>
+      <w:numFmt w:val="bullet"/>
+      <w:lvlText w:val=""/>
+      <w:lvlJc w:val="left"/>
+      <w:pPr>
+        <w:tabs>
+          <w:tab w:val="num" w:pos="6480"/>
+        </w:tabs>
+        <w:ind w:left="6480" w:hanging="360"/>
+      </w:pPr>
+      <w:rPr>
+        <w:rFonts w:ascii="Wingdings" w:hAnsi="Wingdings" w:hint="default"/>
+        <w:sz w:val="20"/>
+      </w:rPr>
+    </w:lvl>
+  </w:abstractNum>
+  <w:abstractNum w:abstractNumId="7" w15:restartNumberingAfterBreak="0">
     <w:nsid w:val="4C3E32FD"/>
     <w:multiLevelType w:val="hybridMultilevel"/>
     <w:tmpl w:val="50DC98FE"/>
@@ -451,7 +1936,156 @@
       </w:pPr>
     </w:lvl>
   </w:abstractNum>
-  <w:abstractNum w:abstractNumId="4" w15:restartNumberingAfterBreak="0">
+  <w:abstractNum w:abstractNumId="8" w15:restartNumberingAfterBreak="0">
+    <w:nsid w:val="6D331FA1"/>
+    <w:multiLevelType w:val="multilevel"/>
+    <w:tmpl w:val="40FC5312"/>
+    <w:lvl w:ilvl="0">
+      <w:start w:val="1"/>
+      <w:numFmt w:val="bullet"/>
+      <w:lvlText w:val=""/>
+      <w:lvlJc w:val="left"/>
+      <w:pPr>
+        <w:tabs>
+          <w:tab w:val="num" w:pos="720"/>
+        </w:tabs>
+        <w:ind w:left="720" w:hanging="360"/>
+      </w:pPr>
+      <w:rPr>
+        <w:rFonts w:ascii="Symbol" w:hAnsi="Symbol" w:hint="default"/>
+        <w:sz w:val="20"/>
+      </w:rPr>
+    </w:lvl>
+    <w:lvl w:ilvl="1" w:tentative="1">
+      <w:start w:val="1"/>
+      <w:numFmt w:val="bullet"/>
+      <w:lvlText w:val="o"/>
+      <w:lvlJc w:val="left"/>
+      <w:pPr>
+        <w:tabs>
+          <w:tab w:val="num" w:pos="1440"/>
+        </w:tabs>
+        <w:ind w:left="1440" w:hanging="360"/>
+      </w:pPr>
+      <w:rPr>
+        <w:rFonts w:ascii="Courier New" w:hAnsi="Courier New" w:hint="default"/>
+        <w:sz w:val="20"/>
+      </w:rPr>
+    </w:lvl>
+    <w:lvl w:ilvl="2" w:tentative="1">
+      <w:start w:val="1"/>
+      <w:numFmt w:val="bullet"/>
+      <w:lvlText w:val=""/>
+      <w:lvlJc w:val="left"/>
+      <w:pPr>
+        <w:tabs>
+          <w:tab w:val="num" w:pos="2160"/>
+        </w:tabs>
+        <w:ind w:left="2160" w:hanging="360"/>
+      </w:pPr>
+      <w:rPr>
+        <w:rFonts w:ascii="Wingdings" w:hAnsi="Wingdings" w:hint="default"/>
+        <w:sz w:val="20"/>
+      </w:rPr>
+    </w:lvl>
+    <w:lvl w:ilvl="3" w:tentative="1">
+      <w:start w:val="1"/>
+      <w:numFmt w:val="bullet"/>
+      <w:lvlText w:val=""/>
+      <w:lvlJc w:val="left"/>
+      <w:pPr>
+        <w:tabs>
+          <w:tab w:val="num" w:pos="2880"/>
+        </w:tabs>
+        <w:ind w:left="2880" w:hanging="360"/>
+      </w:pPr>
+      <w:rPr>
+        <w:rFonts w:ascii="Wingdings" w:hAnsi="Wingdings" w:hint="default"/>
+        <w:sz w:val="20"/>
+      </w:rPr>
+    </w:lvl>
+    <w:lvl w:ilvl="4" w:tentative="1">
+      <w:start w:val="1"/>
+      <w:numFmt w:val="bullet"/>
+      <w:lvlText w:val=""/>
+      <w:lvlJc w:val="left"/>
+      <w:pPr>
+        <w:tabs>
+          <w:tab w:val="num" w:pos="3600"/>
+        </w:tabs>
+        <w:ind w:left="3600" w:hanging="360"/>
+      </w:pPr>
+      <w:rPr>
+        <w:rFonts w:ascii="Wingdings" w:hAnsi="Wingdings" w:hint="default"/>
+        <w:sz w:val="20"/>
+      </w:rPr>
+    </w:lvl>
+    <w:lvl w:ilvl="5" w:tentative="1">
+      <w:start w:val="1"/>
+      <w:numFmt w:val="bullet"/>
+      <w:lvlText w:val=""/>
+      <w:lvlJc w:val="left"/>
+      <w:pPr>
+        <w:tabs>
+          <w:tab w:val="num" w:pos="4320"/>
+        </w:tabs>
+        <w:ind w:left="4320" w:hanging="360"/>
+      </w:pPr>
+      <w:rPr>
+        <w:rFonts w:ascii="Wingdings" w:hAnsi="Wingdings" w:hint="default"/>
+        <w:sz w:val="20"/>
+      </w:rPr>
+    </w:lvl>
+    <w:lvl w:ilvl="6" w:tentative="1">
+      <w:start w:val="1"/>
+      <w:numFmt w:val="bullet"/>
+      <w:lvlText w:val=""/>
+      <w:lvlJc w:val="left"/>
+      <w:pPr>
+        <w:tabs>
+          <w:tab w:val="num" w:pos="5040"/>
+        </w:tabs>
+        <w:ind w:left="5040" w:hanging="360"/>
+      </w:pPr>
+      <w:rPr>
+        <w:rFonts w:ascii="Wingdings" w:hAnsi="Wingdings" w:hint="default"/>
+        <w:sz w:val="20"/>
+      </w:rPr>
+    </w:lvl>
+    <w:lvl w:ilvl="7" w:tentative="1">
+      <w:start w:val="1"/>
+      <w:numFmt w:val="bullet"/>
+      <w:lvlText w:val=""/>
+      <w:lvlJc w:val="left"/>
+      <w:pPr>
+        <w:tabs>
+          <w:tab w:val="num" w:pos="5760"/>
+        </w:tabs>
+        <w:ind w:left="5760" w:hanging="360"/>
+      </w:pPr>
+      <w:rPr>
+        <w:rFonts w:ascii="Wingdings" w:hAnsi="Wingdings" w:hint="default"/>
+        <w:sz w:val="20"/>
+      </w:rPr>
+    </w:lvl>
+    <w:lvl w:ilvl="8" w:tentative="1">
+      <w:start w:val="1"/>
+      <w:numFmt w:val="bullet"/>
+      <w:lvlText w:val=""/>
+      <w:lvlJc w:val="left"/>
+      <w:pPr>
+        <w:tabs>
+          <w:tab w:val="num" w:pos="6480"/>
+        </w:tabs>
+        <w:ind w:left="6480" w:hanging="360"/>
+      </w:pPr>
+      <w:rPr>
+        <w:rFonts w:ascii="Wingdings" w:hAnsi="Wingdings" w:hint="default"/>
+        <w:sz w:val="20"/>
+      </w:rPr>
+    </w:lvl>
+  </w:abstractNum>
+  <w:abstractNum w:abstractNumId="9" w15:restartNumberingAfterBreak="0">
     <w:nsid w:val="770A7D0A"/>
     <w:multiLevelType w:val="hybridMultilevel"/>
     <w:tmpl w:val="7E7E23B6"/>
@@ -541,25 +2175,40 @@
     </w:lvl>
   </w:abstractNum>
   <w:num w:numId="1" w16cid:durableId="859702735">
+    <w:abstractNumId w:val="3"/>
+  </w:num>
+  <w:num w:numId="2" w16cid:durableId="908269177">
+    <w:abstractNumId w:val="7"/>
+  </w:num>
+  <w:num w:numId="3" w16cid:durableId="598680261">
+    <w:abstractNumId w:val="2"/>
+  </w:num>
+  <w:num w:numId="4" w16cid:durableId="2022197433">
+    <w:abstractNumId w:val="5"/>
+  </w:num>
+  <w:num w:numId="5" w16cid:durableId="402488303">
+    <w:abstractNumId w:val="9"/>
+  </w:num>
+  <w:num w:numId="6" w16cid:durableId="71782968">
+    <w:abstractNumId w:val="0"/>
+  </w:num>
+  <w:num w:numId="7" w16cid:durableId="1079910212">
     <w:abstractNumId w:val="1"/>
   </w:num>
-  <w:num w:numId="2" w16cid:durableId="908269177">
-    <w:abstractNumId w:val="3"/>
+  <w:num w:numId="8" w16cid:durableId="1390033819">
+    <w:abstractNumId w:val="6"/>
   </w:num>
-  <w:num w:numId="3" w16cid:durableId="598680261">
-    <w:abstractNumId w:val="0"/>
+  <w:num w:numId="9" w16cid:durableId="896747915">
+    <w:abstractNumId w:val="8"/>
   </w:num>
-  <w:num w:numId="4" w16cid:durableId="2022197433">
-    <w:abstractNumId w:val="2"/>
-  </w:num>
-  <w:num w:numId="5" w16cid:durableId="402488303">
+  <w:num w:numId="10" w16cid:durableId="1439786967">
     <w:abstractNumId w:val="4"/>
   </w:num>
 </w:numbering>
 </file>
 
 <file path=word/styles.xml><?xml version="1.0" encoding="utf-8"?>
-<w:styles xmlns:mc="http://schemas.openxmlformats.org/markup-compatibility/2006" xmlns:r="http://schemas.openxmlformats.org/officeDocument/2006/relationships" xmlns:w="http://schemas.openxmlformats.org/wordprocessingml/2006/main" xmlns:w14="http://schemas.microsoft.com/office/word/2010/wordml" xmlns:w15="http://schemas.microsoft.com/office/word/2012/wordml" xmlns:w16cex="http://schemas.microsoft.com/office/word/2018/wordml/cex" xmlns:w16cid="http://schemas.microsoft.com/office/word/2016/wordml/cid" xmlns:w16="http://schemas.microsoft.com/office/word/2018/wordml" xmlns:w16sdtdh="http://schemas.microsoft.com/office/word/2020/wordml/sdtdatahash" xmlns:w16se="http://schemas.microsoft.com/office/word/2015/wordml/symex" mc:Ignorable="w14 w15 w16se w16cid w16 w16cex w16sdtdh">
+<w:styles xmlns:mc="http://schemas.openxmlformats.org/markup-compatibility/2006" xmlns:r="http://schemas.openxmlformats.org/officeDocument/2006/relationships" xmlns:w="http://schemas.openxmlformats.org/wordprocessingml/2006/main" xmlns:w14="http://schemas.microsoft.com/office/word/2010/wordml" xmlns:w15="http://schemas.microsoft.com/office/word/2012/wordml" xmlns:w16cex="http://schemas.microsoft.com/office/word/2018/wordml/cex" xmlns:w16cid="http://schemas.microsoft.com/office/word/2016/wordml/cid" xmlns:w16="http://schemas.microsoft.com/office/word/2018/wordml" xmlns:w16du="http://schemas.microsoft.com/office/word/2023/wordml/word16du" xmlns:w16sdtdh="http://schemas.microsoft.com/office/word/2020/wordml/sdtdatahash" xmlns:w16sdtfl="http://schemas.microsoft.com/office/word/2024/wordml/sdtformatlock" xmlns:w16se="http://schemas.microsoft.com/office/word/2015/wordml/symex" mc:Ignorable="w14 w15 w16se w16cid w16 w16cex w16sdtdh w16sdtfl w16du">
   <w:docDefaults>
     <w:rPrDefault>
       <w:rPr>
@@ -1149,6 +2798,25 @@
       <w:szCs w:val="20"/>
     </w:rPr>
   </w:style>
+  <w:style w:type="table" w:styleId="TableGrid">
+    <w:name w:val="Table Grid"/>
+    <w:basedOn w:val="TableNormal"/>
+    <w:uiPriority w:val="39"/>
+    <w:rsid w:val="00137BF1"/>
+    <w:pPr>
+      <w:spacing w:after="0" w:line="240" w:lineRule="auto"/>
+    </w:pPr>
+    <w:tblPr>
+      <w:tblBorders>
+        <w:top w:val="single" w:sz="4" w:space="0" w:color="auto"/>
+        <w:left w:val="single" w:sz="4" w:space="0" w:color="auto"/>
+        <w:bottom w:val="single" w:sz="4" w:space="0" w:color="auto"/>
+        <w:right w:val="single" w:sz="4" w:space="0" w:color="auto"/>
+        <w:insideH w:val="single" w:sz="4" w:space="0" w:color="auto"/>
+        <w:insideV w:val="single" w:sz="4" w:space="0" w:color="auto"/>
+      </w:tblBorders>
+    </w:tblPr>
+  </w:style>
 </w:styles>
 </file>
 

--- a/docs/Report/Member Roles.docx
+++ b/docs/Report/Member Roles.docx
@@ -1,6 +1,6 @@
 
 <file path=word/document.xml><?xml version="1.0" encoding="utf-8"?>
-<w:document xmlns:wpc="http://schemas.microsoft.com/office/word/2010/wordprocessingCanvas" xmlns:cx="http://schemas.microsoft.com/office/drawing/2014/chartex" xmlns:cx1="http://schemas.microsoft.com/office/drawing/2015/9/8/chartex" xmlns:cx2="http://schemas.microsoft.com/office/drawing/2015/10/21/chartex" xmlns:cx3="http://schemas.microsoft.com/office/drawing/2016/5/9/chartex" xmlns:cx4="http://schemas.microsoft.com/office/drawing/2016/5/10/chartex" xmlns:cx5="http://schemas.microsoft.com/office/drawing/2016/5/11/chartex" xmlns:cx6="http://schemas.microsoft.com/office/drawing/2016/5/12/chartex" xmlns:cx7="http://schemas.microsoft.com/office/drawing/2016/5/13/chartex" xmlns:cx8="http://schemas.microsoft.com/office/drawing/2016/5/14/chartex" xmlns:mc="http://schemas.openxmlformats.org/markup-compatibility/2006" xmlns:aink="http://schemas.microsoft.com/office/drawing/2016/ink" xmlns:am3d="http://schemas.microsoft.com/office/drawing/2017/model3d" xmlns:o="urn:schemas-microsoft-com:office:office" xmlns:oel="http://schemas.microsoft.com/office/2019/extlst" xmlns:r="http://schemas.openxmlformats.org/officeDocument/2006/relationships" xmlns:m="http://schemas.openxmlformats.org/officeDocument/2006/math" xmlns:v="urn:schemas-microsoft-com:vml" xmlns:wp14="http://schemas.microsoft.com/office/word/2010/wordprocessingDrawing" xmlns:wp="http://schemas.openxmlformats.org/drawingml/2006/wordprocessingDrawing" xmlns:w10="urn:schemas-microsoft-com:office:word" xmlns:w="http://schemas.openxmlformats.org/wordprocessingml/2006/main" xmlns:w14="http://schemas.microsoft.com/office/word/2010/wordml" xmlns:w15="http://schemas.microsoft.com/office/word/2012/wordml" xmlns:w16cex="http://schemas.microsoft.com/office/word/2018/wordml/cex" xmlns:w16cid="http://schemas.microsoft.com/office/word/2016/wordml/cid" xmlns:w16="http://schemas.microsoft.com/office/word/2018/wordml" xmlns:w16du="http://schemas.microsoft.com/office/word/2023/wordml/word16du" xmlns:w16sdtdh="http://schemas.microsoft.com/office/word/2020/wordml/sdtdatahash" xmlns:w16sdtfl="http://schemas.microsoft.com/office/word/2024/wordml/sdtformatlock" xmlns:w16se="http://schemas.microsoft.com/office/word/2015/wordml/symex" xmlns:wpg="http://schemas.microsoft.com/office/word/2010/wordprocessingGroup" xmlns:wpi="http://schemas.microsoft.com/office/word/2010/wordprocessingInk" xmlns:wne="http://schemas.microsoft.com/office/word/2006/wordml" xmlns:wps="http://schemas.microsoft.com/office/word/2010/wordprocessingShape" mc:Ignorable="w14 w15 w16se w16cid w16 w16cex w16sdtdh w16sdtfl w16du wp14">
+<w:document xmlns:wpc="http://schemas.microsoft.com/office/word/2010/wordprocessingCanvas" xmlns:cx="http://schemas.microsoft.com/office/drawing/2014/chartex" xmlns:cx1="http://schemas.microsoft.com/office/drawing/2015/9/8/chartex" xmlns:cx2="http://schemas.microsoft.com/office/drawing/2015/10/21/chartex" xmlns:cx3="http://schemas.microsoft.com/office/drawing/2016/5/9/chartex" xmlns:cx4="http://schemas.microsoft.com/office/drawing/2016/5/10/chartex" xmlns:cx5="http://schemas.microsoft.com/office/drawing/2016/5/11/chartex" xmlns:cx6="http://schemas.microsoft.com/office/drawing/2016/5/12/chartex" xmlns:cx7="http://schemas.microsoft.com/office/drawing/2016/5/13/chartex" xmlns:cx8="http://schemas.microsoft.com/office/drawing/2016/5/14/chartex" xmlns:mc="http://schemas.openxmlformats.org/markup-compatibility/2006" xmlns:aink="http://schemas.microsoft.com/office/drawing/2016/ink" xmlns:am3d="http://schemas.microsoft.com/office/drawing/2017/model3d" xmlns:o="urn:schemas-microsoft-com:office:office" xmlns:oel="http://schemas.microsoft.com/office/2019/extlst" xmlns:r="http://schemas.openxmlformats.org/officeDocument/2006/relationships" xmlns:m="http://schemas.openxmlformats.org/officeDocument/2006/math" xmlns:v="urn:schemas-microsoft-com:vml" xmlns:wp14="http://schemas.microsoft.com/office/word/2010/wordprocessingDrawing" xmlns:wp="http://schemas.openxmlformats.org/drawingml/2006/wordprocessingDrawing" xmlns:w10="urn:schemas-microsoft-com:office:word" xmlns:w="http://schemas.openxmlformats.org/wordprocessingml/2006/main" xmlns:w14="http://schemas.microsoft.com/office/word/2010/wordml" xmlns:w15="http://schemas.microsoft.com/office/word/2012/wordml" xmlns:w16cex="http://schemas.microsoft.com/office/word/2018/wordml/cex" xmlns:w16cid="http://schemas.microsoft.com/office/word/2016/wordml/cid" xmlns:w16="http://schemas.microsoft.com/office/word/2018/wordml" xmlns:w16du="http://schemas.microsoft.com/office/word/2023/wordml/word16du" xmlns:w16sdtdh="http://schemas.microsoft.com/office/word/2020/wordml/sdtdatahash" xmlns:w16se="http://schemas.microsoft.com/office/word/2015/wordml/symex" xmlns:wpg="http://schemas.microsoft.com/office/word/2010/wordprocessingGroup" xmlns:wpi="http://schemas.microsoft.com/office/word/2010/wordprocessingInk" xmlns:wne="http://schemas.microsoft.com/office/word/2006/wordml" xmlns:wps="http://schemas.microsoft.com/office/word/2010/wordprocessingShape" mc:Ignorable="w14 w15 w16se w16cid w16 w16cex w16sdtdh wp14">
   <w:body>
     <w:p>
       <w:pPr>
@@ -16,39 +16,40 @@
       <w:bookmarkEnd w:id="1"/>
       <w:bookmarkEnd w:id="2"/>
     </w:p>
+    <w:p/>
     <w:tbl>
       <w:tblPr>
-        <w:tblStyle w:val="TableGrid"/>
+        <w:tblStyle w:val="GridTable1Light-Accent5"/>
         <w:tblW w:w="8806" w:type="dxa"/>
         <w:tblLook w:val="04A0" w:firstRow="1" w:lastRow="0" w:firstColumn="1" w:lastColumn="0" w:noHBand="0" w:noVBand="1"/>
       </w:tblPr>
       <w:tblGrid>
-        <w:gridCol w:w="2935"/>
-        <w:gridCol w:w="2935"/>
+        <w:gridCol w:w="3685"/>
+        <w:gridCol w:w="2185"/>
         <w:gridCol w:w="2936"/>
       </w:tblGrid>
       <w:tr>
         <w:trPr>
+          <w:cnfStyle w:val="100000000000" w:firstRow="1" w:lastRow="0" w:firstColumn="0" w:lastColumn="0" w:oddVBand="0" w:evenVBand="0" w:oddHBand="0" w:evenHBand="0" w:firstRowFirstColumn="0" w:firstRowLastColumn="0" w:lastRowFirstColumn="0" w:lastRowLastColumn="0"/>
           <w:trHeight w:val="596"/>
         </w:trPr>
         <w:tc>
           <w:tcPr>
-            <w:tcW w:w="2935" w:type="dxa"/>
+            <w:cnfStyle w:val="001000000000" w:firstRow="0" w:lastRow="0" w:firstColumn="1" w:lastColumn="0" w:oddVBand="0" w:evenVBand="0" w:oddHBand="0" w:evenHBand="0" w:firstRowFirstColumn="0" w:firstRowLastColumn="0" w:lastRowFirstColumn="0" w:lastRowLastColumn="0"/>
+            <w:tcW w:w="3685" w:type="dxa"/>
           </w:tcPr>
           <w:p>
             <w:pPr>
               <w:jc w:val="center"/>
               <w:rPr>
-                <w:b/>
-                <w:bCs/>
+                <w:b w:val="0"/>
+                <w:bCs w:val="0"/>
                 <w:sz w:val="32"/>
                 <w:szCs w:val="36"/>
               </w:rPr>
             </w:pPr>
             <w:r>
               <w:rPr>
-                <w:b/>
-                <w:bCs/>
                 <w:sz w:val="32"/>
                 <w:szCs w:val="36"/>
               </w:rPr>
@@ -58,22 +59,21 @@
         </w:tc>
         <w:tc>
           <w:tcPr>
-            <w:tcW w:w="2935" w:type="dxa"/>
+            <w:tcW w:w="2185" w:type="dxa"/>
           </w:tcPr>
           <w:p>
             <w:pPr>
               <w:jc w:val="center"/>
+              <w:cnfStyle w:val="100000000000" w:firstRow="1" w:lastRow="0" w:firstColumn="0" w:lastColumn="0" w:oddVBand="0" w:evenVBand="0" w:oddHBand="0" w:evenHBand="0" w:firstRowFirstColumn="0" w:firstRowLastColumn="0" w:lastRowFirstColumn="0" w:lastRowLastColumn="0"/>
               <w:rPr>
-                <w:b/>
-                <w:bCs/>
+                <w:b w:val="0"/>
+                <w:bCs w:val="0"/>
                 <w:sz w:val="32"/>
                 <w:szCs w:val="36"/>
               </w:rPr>
             </w:pPr>
             <w:r>
               <w:rPr>
-                <w:b/>
-                <w:bCs/>
                 <w:sz w:val="32"/>
                 <w:szCs w:val="36"/>
               </w:rPr>
@@ -88,17 +88,16 @@
           <w:p>
             <w:pPr>
               <w:jc w:val="center"/>
+              <w:cnfStyle w:val="100000000000" w:firstRow="1" w:lastRow="0" w:firstColumn="0" w:lastColumn="0" w:oddVBand="0" w:evenVBand="0" w:oddHBand="0" w:evenHBand="0" w:firstRowFirstColumn="0" w:firstRowLastColumn="0" w:lastRowFirstColumn="0" w:lastRowLastColumn="0"/>
               <w:rPr>
-                <w:b/>
-                <w:bCs/>
+                <w:b w:val="0"/>
+                <w:bCs w:val="0"/>
                 <w:sz w:val="32"/>
                 <w:szCs w:val="36"/>
               </w:rPr>
             </w:pPr>
             <w:r>
               <w:rPr>
-                <w:b/>
-                <w:bCs/>
                 <w:sz w:val="32"/>
                 <w:szCs w:val="36"/>
               </w:rPr>
@@ -113,7 +112,8 @@
         </w:trPr>
         <w:tc>
           <w:tcPr>
-            <w:tcW w:w="2935" w:type="dxa"/>
+            <w:cnfStyle w:val="001000000000" w:firstRow="0" w:lastRow="0" w:firstColumn="1" w:lastColumn="0" w:oddVBand="0" w:evenVBand="0" w:oddHBand="0" w:evenHBand="0" w:firstRowFirstColumn="0" w:firstRowLastColumn="0" w:lastRowFirstColumn="0" w:lastRowLastColumn="0"/>
+            <w:tcW w:w="3685" w:type="dxa"/>
           </w:tcPr>
           <w:p>
             <w:pPr>
@@ -126,11 +126,12 @@
         </w:tc>
         <w:tc>
           <w:tcPr>
-            <w:tcW w:w="2935" w:type="dxa"/>
+            <w:tcW w:w="2185" w:type="dxa"/>
           </w:tcPr>
           <w:p>
             <w:pPr>
               <w:jc w:val="center"/>
+              <w:cnfStyle w:val="000000000000" w:firstRow="0" w:lastRow="0" w:firstColumn="0" w:lastColumn="0" w:oddVBand="0" w:evenVBand="0" w:oddHBand="0" w:evenHBand="0" w:firstRowFirstColumn="0" w:firstRowLastColumn="0" w:lastRowFirstColumn="0" w:lastRowLastColumn="0"/>
             </w:pPr>
             <w:r>
               <w:t>2300774</w:t>
@@ -144,6 +145,7 @@
           <w:p>
             <w:pPr>
               <w:jc w:val="center"/>
+              <w:cnfStyle w:val="000000000000" w:firstRow="0" w:lastRow="0" w:firstColumn="0" w:lastColumn="0" w:oddVBand="0" w:evenVBand="0" w:oddHBand="0" w:evenHBand="0" w:firstRowFirstColumn="0" w:firstRowLastColumn="0" w:lastRowFirstColumn="0" w:lastRowLastColumn="0"/>
             </w:pPr>
             <w:r>
               <w:t>Backend</w:t>
@@ -157,7 +159,8 @@
         </w:trPr>
         <w:tc>
           <w:tcPr>
-            <w:tcW w:w="2935" w:type="dxa"/>
+            <w:cnfStyle w:val="001000000000" w:firstRow="0" w:lastRow="0" w:firstColumn="1" w:lastColumn="0" w:oddVBand="0" w:evenVBand="0" w:oddHBand="0" w:evenHBand="0" w:firstRowFirstColumn="0" w:firstRowLastColumn="0" w:lastRowFirstColumn="0" w:lastRowLastColumn="0"/>
+            <w:tcW w:w="3685" w:type="dxa"/>
           </w:tcPr>
           <w:p>
             <w:pPr>
@@ -170,11 +173,12 @@
         </w:tc>
         <w:tc>
           <w:tcPr>
-            <w:tcW w:w="2935" w:type="dxa"/>
+            <w:tcW w:w="2185" w:type="dxa"/>
           </w:tcPr>
           <w:p>
             <w:pPr>
               <w:jc w:val="center"/>
+              <w:cnfStyle w:val="000000000000" w:firstRow="0" w:lastRow="0" w:firstColumn="0" w:lastColumn="0" w:oddVBand="0" w:evenVBand="0" w:oddHBand="0" w:evenHBand="0" w:firstRowFirstColumn="0" w:firstRowLastColumn="0" w:lastRowFirstColumn="0" w:lastRowLastColumn="0"/>
             </w:pPr>
             <w:r>
               <w:t>2300910</w:t>
@@ -188,6 +192,7 @@
           <w:p>
             <w:pPr>
               <w:jc w:val="center"/>
+              <w:cnfStyle w:val="000000000000" w:firstRow="0" w:lastRow="0" w:firstColumn="0" w:lastColumn="0" w:oddVBand="0" w:evenVBand="0" w:oddHBand="0" w:evenHBand="0" w:firstRowFirstColumn="0" w:firstRowLastColumn="0" w:lastRowFirstColumn="0" w:lastRowLastColumn="0"/>
             </w:pPr>
             <w:r>
               <w:t>Backend</w:t>
@@ -201,7 +206,8 @@
         </w:trPr>
         <w:tc>
           <w:tcPr>
-            <w:tcW w:w="2935" w:type="dxa"/>
+            <w:cnfStyle w:val="001000000000" w:firstRow="0" w:lastRow="0" w:firstColumn="1" w:lastColumn="0" w:oddVBand="0" w:evenVBand="0" w:oddHBand="0" w:evenHBand="0" w:firstRowFirstColumn="0" w:firstRowLastColumn="0" w:lastRowFirstColumn="0" w:lastRowLastColumn="0"/>
+            <w:tcW w:w="3685" w:type="dxa"/>
           </w:tcPr>
           <w:p>
             <w:pPr>
@@ -214,11 +220,12 @@
         </w:tc>
         <w:tc>
           <w:tcPr>
-            <w:tcW w:w="2935" w:type="dxa"/>
+            <w:tcW w:w="2185" w:type="dxa"/>
           </w:tcPr>
           <w:p>
             <w:pPr>
               <w:jc w:val="center"/>
+              <w:cnfStyle w:val="000000000000" w:firstRow="0" w:lastRow="0" w:firstColumn="0" w:lastColumn="0" w:oddVBand="0" w:evenVBand="0" w:oddHBand="0" w:evenHBand="0" w:firstRowFirstColumn="0" w:firstRowLastColumn="0" w:lastRowFirstColumn="0" w:lastRowLastColumn="0"/>
             </w:pPr>
             <w:r>
               <w:t>2200751</w:t>
@@ -232,6 +239,7 @@
           <w:p>
             <w:pPr>
               <w:jc w:val="center"/>
+              <w:cnfStyle w:val="000000000000" w:firstRow="0" w:lastRow="0" w:firstColumn="0" w:lastColumn="0" w:oddVBand="0" w:evenVBand="0" w:oddHBand="0" w:evenHBand="0" w:firstRowFirstColumn="0" w:firstRowLastColumn="0" w:lastRowFirstColumn="0" w:lastRowLastColumn="0"/>
             </w:pPr>
             <w:r>
               <w:t>Backend</w:t>
@@ -245,7 +253,8 @@
         </w:trPr>
         <w:tc>
           <w:tcPr>
-            <w:tcW w:w="2935" w:type="dxa"/>
+            <w:cnfStyle w:val="001000000000" w:firstRow="0" w:lastRow="0" w:firstColumn="1" w:lastColumn="0" w:oddVBand="0" w:evenVBand="0" w:oddHBand="0" w:evenHBand="0" w:firstRowFirstColumn="0" w:firstRowLastColumn="0" w:lastRowFirstColumn="0" w:lastRowLastColumn="0"/>
+            <w:tcW w:w="3685" w:type="dxa"/>
           </w:tcPr>
           <w:p>
             <w:pPr>
@@ -258,11 +267,12 @@
         </w:tc>
         <w:tc>
           <w:tcPr>
-            <w:tcW w:w="2935" w:type="dxa"/>
+            <w:tcW w:w="2185" w:type="dxa"/>
           </w:tcPr>
           <w:p>
             <w:pPr>
               <w:jc w:val="center"/>
+              <w:cnfStyle w:val="000000000000" w:firstRow="0" w:lastRow="0" w:firstColumn="0" w:lastColumn="0" w:oddVBand="0" w:evenVBand="0" w:oddHBand="0" w:evenHBand="0" w:firstRowFirstColumn="0" w:firstRowLastColumn="0" w:lastRowFirstColumn="0" w:lastRowLastColumn="0"/>
             </w:pPr>
             <w:r>
               <w:t>2200399</w:t>
@@ -276,6 +286,7 @@
           <w:p>
             <w:pPr>
               <w:jc w:val="center"/>
+              <w:cnfStyle w:val="000000000000" w:firstRow="0" w:lastRow="0" w:firstColumn="0" w:lastColumn="0" w:oddVBand="0" w:evenVBand="0" w:oddHBand="0" w:evenHBand="0" w:firstRowFirstColumn="0" w:firstRowLastColumn="0" w:lastRowFirstColumn="0" w:lastRowLastColumn="0"/>
             </w:pPr>
             <w:r>
               <w:t>Backend</w:t>
@@ -289,7 +300,8 @@
         </w:trPr>
         <w:tc>
           <w:tcPr>
-            <w:tcW w:w="2935" w:type="dxa"/>
+            <w:cnfStyle w:val="001000000000" w:firstRow="0" w:lastRow="0" w:firstColumn="1" w:lastColumn="0" w:oddVBand="0" w:evenVBand="0" w:oddHBand="0" w:evenHBand="0" w:firstRowFirstColumn="0" w:firstRowLastColumn="0" w:lastRowFirstColumn="0" w:lastRowLastColumn="0"/>
+            <w:tcW w:w="3685" w:type="dxa"/>
           </w:tcPr>
           <w:p>
             <w:pPr>
@@ -302,11 +314,12 @@
         </w:tc>
         <w:tc>
           <w:tcPr>
-            <w:tcW w:w="2935" w:type="dxa"/>
+            <w:tcW w:w="2185" w:type="dxa"/>
           </w:tcPr>
           <w:p>
             <w:pPr>
               <w:jc w:val="center"/>
+              <w:cnfStyle w:val="000000000000" w:firstRow="0" w:lastRow="0" w:firstColumn="0" w:lastColumn="0" w:oddVBand="0" w:evenVBand="0" w:oddHBand="0" w:evenHBand="0" w:firstRowFirstColumn="0" w:firstRowLastColumn="0" w:lastRowFirstColumn="0" w:lastRowLastColumn="0"/>
             </w:pPr>
             <w:r>
               <w:t>2200760</w:t>
@@ -320,6 +333,7 @@
           <w:p>
             <w:pPr>
               <w:jc w:val="center"/>
+              <w:cnfStyle w:val="000000000000" w:firstRow="0" w:lastRow="0" w:firstColumn="0" w:lastColumn="0" w:oddVBand="0" w:evenVBand="0" w:oddHBand="0" w:evenHBand="0" w:firstRowFirstColumn="0" w:firstRowLastColumn="0" w:lastRowFirstColumn="0" w:lastRowLastColumn="0"/>
             </w:pPr>
             <w:r>
               <w:t>Front End</w:t>
@@ -333,7 +347,8 @@
         </w:trPr>
         <w:tc>
           <w:tcPr>
-            <w:tcW w:w="2935" w:type="dxa"/>
+            <w:cnfStyle w:val="001000000000" w:firstRow="0" w:lastRow="0" w:firstColumn="1" w:lastColumn="0" w:oddVBand="0" w:evenVBand="0" w:oddHBand="0" w:evenHBand="0" w:firstRowFirstColumn="0" w:firstRowLastColumn="0" w:lastRowFirstColumn="0" w:lastRowLastColumn="0"/>
+            <w:tcW w:w="3685" w:type="dxa"/>
           </w:tcPr>
           <w:p>
             <w:pPr>
@@ -346,11 +361,12 @@
         </w:tc>
         <w:tc>
           <w:tcPr>
-            <w:tcW w:w="2935" w:type="dxa"/>
+            <w:tcW w:w="2185" w:type="dxa"/>
           </w:tcPr>
           <w:p>
             <w:pPr>
               <w:jc w:val="center"/>
+              <w:cnfStyle w:val="000000000000" w:firstRow="0" w:lastRow="0" w:firstColumn="0" w:lastColumn="0" w:oddVBand="0" w:evenVBand="0" w:oddHBand="0" w:evenHBand="0" w:firstRowFirstColumn="0" w:firstRowLastColumn="0" w:lastRowFirstColumn="0" w:lastRowLastColumn="0"/>
             </w:pPr>
             <w:r>
               <w:t>2200593</w:t>
@@ -364,6 +380,7 @@
           <w:p>
             <w:pPr>
               <w:jc w:val="center"/>
+              <w:cnfStyle w:val="000000000000" w:firstRow="0" w:lastRow="0" w:firstColumn="0" w:lastColumn="0" w:oddVBand="0" w:evenVBand="0" w:oddHBand="0" w:evenHBand="0" w:firstRowFirstColumn="0" w:firstRowLastColumn="0" w:lastRowFirstColumn="0" w:lastRowLastColumn="0"/>
             </w:pPr>
             <w:r>
               <w:t>Front End</w:t>
@@ -377,7 +394,8 @@
         </w:trPr>
         <w:tc>
           <w:tcPr>
-            <w:tcW w:w="2935" w:type="dxa"/>
+            <w:cnfStyle w:val="001000000000" w:firstRow="0" w:lastRow="0" w:firstColumn="1" w:lastColumn="0" w:oddVBand="0" w:evenVBand="0" w:oddHBand="0" w:evenHBand="0" w:firstRowFirstColumn="0" w:firstRowLastColumn="0" w:lastRowFirstColumn="0" w:lastRowLastColumn="0"/>
+            <w:tcW w:w="3685" w:type="dxa"/>
           </w:tcPr>
           <w:p>
             <w:pPr>
@@ -390,11 +408,12 @@
         </w:tc>
         <w:tc>
           <w:tcPr>
-            <w:tcW w:w="2935" w:type="dxa"/>
+            <w:tcW w:w="2185" w:type="dxa"/>
           </w:tcPr>
           <w:p>
             <w:pPr>
               <w:jc w:val="center"/>
+              <w:cnfStyle w:val="000000000000" w:firstRow="0" w:lastRow="0" w:firstColumn="0" w:lastColumn="0" w:oddVBand="0" w:evenVBand="0" w:oddHBand="0" w:evenHBand="0" w:firstRowFirstColumn="0" w:firstRowLastColumn="0" w:lastRowFirstColumn="0" w:lastRowLastColumn="0"/>
             </w:pPr>
             <w:r>
               <w:t>2200763</w:t>
@@ -408,6 +427,7 @@
           <w:p>
             <w:pPr>
               <w:jc w:val="center"/>
+              <w:cnfStyle w:val="000000000000" w:firstRow="0" w:lastRow="0" w:firstColumn="0" w:lastColumn="0" w:oddVBand="0" w:evenVBand="0" w:oddHBand="0" w:evenHBand="0" w:firstRowFirstColumn="0" w:firstRowLastColumn="0" w:lastRowFirstColumn="0" w:lastRowLastColumn="0"/>
             </w:pPr>
             <w:r>
               <w:t>Database</w:t>
@@ -421,7 +441,8 @@
         </w:trPr>
         <w:tc>
           <w:tcPr>
-            <w:tcW w:w="2935" w:type="dxa"/>
+            <w:cnfStyle w:val="001000000000" w:firstRow="0" w:lastRow="0" w:firstColumn="1" w:lastColumn="0" w:oddVBand="0" w:evenVBand="0" w:oddHBand="0" w:evenHBand="0" w:firstRowFirstColumn="0" w:firstRowLastColumn="0" w:lastRowFirstColumn="0" w:lastRowLastColumn="0"/>
+            <w:tcW w:w="3685" w:type="dxa"/>
           </w:tcPr>
           <w:p>
             <w:pPr>
@@ -434,11 +455,12 @@
         </w:tc>
         <w:tc>
           <w:tcPr>
-            <w:tcW w:w="2935" w:type="dxa"/>
+            <w:tcW w:w="2185" w:type="dxa"/>
           </w:tcPr>
           <w:p>
             <w:pPr>
               <w:jc w:val="center"/>
+              <w:cnfStyle w:val="000000000000" w:firstRow="0" w:lastRow="0" w:firstColumn="0" w:lastColumn="0" w:oddVBand="0" w:evenVBand="0" w:oddHBand="0" w:evenHBand="0" w:firstRowFirstColumn="0" w:firstRowLastColumn="0" w:lastRowFirstColumn="0" w:lastRowLastColumn="0"/>
             </w:pPr>
             <w:r>
               <w:t>2200249</w:t>
@@ -452,6 +474,7 @@
           <w:p>
             <w:pPr>
               <w:jc w:val="center"/>
+              <w:cnfStyle w:val="000000000000" w:firstRow="0" w:lastRow="0" w:firstColumn="0" w:lastColumn="0" w:oddVBand="0" w:evenVBand="0" w:oddHBand="0" w:evenHBand="0" w:firstRowFirstColumn="0" w:firstRowLastColumn="0" w:lastRowFirstColumn="0" w:lastRowLastColumn="0"/>
             </w:pPr>
             <w:r>
               <w:t>Integration/devOps</w:t>
@@ -465,7 +488,8 @@
         </w:trPr>
         <w:tc>
           <w:tcPr>
-            <w:tcW w:w="2935" w:type="dxa"/>
+            <w:cnfStyle w:val="001000000000" w:firstRow="0" w:lastRow="0" w:firstColumn="1" w:lastColumn="0" w:oddVBand="0" w:evenVBand="0" w:oddHBand="0" w:evenHBand="0" w:firstRowFirstColumn="0" w:firstRowLastColumn="0" w:lastRowFirstColumn="0" w:lastRowLastColumn="0"/>
+            <w:tcW w:w="3685" w:type="dxa"/>
           </w:tcPr>
           <w:p>
             <w:pPr>
@@ -478,11 +502,12 @@
         </w:tc>
         <w:tc>
           <w:tcPr>
-            <w:tcW w:w="2935" w:type="dxa"/>
+            <w:tcW w:w="2185" w:type="dxa"/>
           </w:tcPr>
           <w:p>
             <w:pPr>
               <w:jc w:val="center"/>
+              <w:cnfStyle w:val="000000000000" w:firstRow="0" w:lastRow="0" w:firstColumn="0" w:lastColumn="0" w:oddVBand="0" w:evenVBand="0" w:oddHBand="0" w:evenHBand="0" w:firstRowFirstColumn="0" w:firstRowLastColumn="0" w:lastRowFirstColumn="0" w:lastRowLastColumn="0"/>
             </w:pPr>
             <w:r>
               <w:t>2200655</w:t>
@@ -496,6 +521,7 @@
           <w:p>
             <w:pPr>
               <w:jc w:val="center"/>
+              <w:cnfStyle w:val="000000000000" w:firstRow="0" w:lastRow="0" w:firstColumn="0" w:lastColumn="0" w:oddVBand="0" w:evenVBand="0" w:oddHBand="0" w:evenHBand="0" w:firstRowFirstColumn="0" w:firstRowLastColumn="0" w:lastRowFirstColumn="0" w:lastRowLastColumn="0"/>
             </w:pPr>
             <w:r>
               <w:t>Integration/devOps</w:t>
@@ -530,7 +556,10 @@
         <w:jc w:val="both"/>
       </w:pPr>
       <w:r>
-        <w:t>Design the application-level protocol (socket-protocol.md) before writing any code</w:t>
+        <w:t xml:space="preserve">Design the application-level protocol </w:t>
+      </w:r>
+      <w:r>
+        <w:t>(ALP)</w:t>
       </w:r>
     </w:p>
     <w:p>
@@ -543,7 +572,10 @@
         <w:jc w:val="both"/>
       </w:pPr>
       <w:r>
-        <w:t>Design the API contract for web services (api-contract.md) before writing any code</w:t>
+        <w:t>Design the API contract for web services</w:t>
+      </w:r>
+      <w:r>
+        <w:t>.</w:t>
       </w:r>
     </w:p>
     <w:p>
@@ -556,7 +588,10 @@
         <w:jc w:val="both"/>
       </w:pPr>
       <w:r>
-        <w:t>Implement all 9 core features over TCP sockets (auth, items, purchase, search, reports, etc.)</w:t>
+        <w:t>Implement all 9 core features over TCP sockets</w:t>
+      </w:r>
+      <w:r>
+        <w:t>.</w:t>
       </w:r>
     </w:p>
     <w:p>
@@ -569,7 +604,10 @@
         <w:jc w:val="both"/>
       </w:pPr>
       <w:r>
-        <w:t>Handle atomic transaction integrity for purchases (money + item transfer)</w:t>
+        <w:t>Handle atomic transaction integrity for purchases</w:t>
+      </w:r>
+      <w:r>
+        <w:t>.</w:t>
       </w:r>
     </w:p>
     <w:p>
@@ -582,7 +620,10 @@
         <w:jc w:val="both"/>
       </w:pPr>
       <w:r>
-        <w:t>Handle multi-threaded client connections (one thread per client)</w:t>
+        <w:t>Handle multi-threaded client connections</w:t>
+      </w:r>
+      <w:r>
+        <w:t>.</w:t>
       </w:r>
     </w:p>
     <w:p>
@@ -595,8 +636,23 @@
         <w:jc w:val="both"/>
       </w:pPr>
       <w:r>
-        <w:t>Integrate with the DB layer via JDBC</w:t>
-      </w:r>
+        <w:t xml:space="preserve">Integrate with the </w:t>
+      </w:r>
+      <w:r>
+        <w:t>database</w:t>
+      </w:r>
+      <w:r>
+        <w:t xml:space="preserve"> layer via JDBC</w:t>
+      </w:r>
+      <w:r>
+        <w:t>.</w:t>
+      </w:r>
+    </w:p>
+    <w:p>
+      <w:pPr>
+        <w:spacing w:after="0"/>
+        <w:jc w:val="both"/>
+      </w:pPr>
     </w:p>
     <w:p>
       <w:pPr>
@@ -623,7 +679,16 @@
         <w:jc w:val="both"/>
       </w:pPr>
       <w:r>
-        <w:t>Implement 3 features as REST web services via Spring Boot (requirement x)</w:t>
+        <w:t>Implement</w:t>
+      </w:r>
+      <w:r>
+        <w:t xml:space="preserve"> at least three</w:t>
+      </w:r>
+      <w:r>
+        <w:t xml:space="preserve"> features as REST web services</w:t>
+      </w:r>
+      <w:r>
+        <w:t>.</w:t>
       </w:r>
     </w:p>
     <w:p>
@@ -636,7 +701,22 @@
         <w:jc w:val="both"/>
       </w:pPr>
       <w:r>
-        <w:t>Implement Partner Store API — interface allowing external stores to allow other stores to sell your products</w:t>
+        <w:t>Implement Partner Store API</w:t>
+      </w:r>
+      <w:r>
+        <w:t xml:space="preserve">; </w:t>
+      </w:r>
+      <w:r>
+        <w:t xml:space="preserve">an </w:t>
+      </w:r>
+      <w:r>
+        <w:t xml:space="preserve">interface allowing external stores to </w:t>
+      </w:r>
+      <w:r>
+        <w:t>sell the marketplace’s products</w:t>
+      </w:r>
+      <w:r>
+        <w:t>.</w:t>
       </w:r>
     </w:p>
     <w:p>
@@ -649,7 +729,30 @@
         <w:jc w:val="both"/>
       </w:pPr>
       <w:r>
-        <w:t>Share the same CockroachDB instance as the socket server</w:t>
+        <w:t xml:space="preserve">Integrate with the </w:t>
+      </w:r>
+      <w:r>
+        <w:t>database</w:t>
+      </w:r>
+      <w:r>
+        <w:t xml:space="preserve"> </w:t>
+      </w:r>
+      <w:r>
+        <w:t>layer</w:t>
+      </w:r>
+      <w:r>
+        <w:t>.</w:t>
+      </w:r>
+    </w:p>
+    <w:p>
+      <w:pPr>
+        <w:spacing w:after="0"/>
+        <w:jc w:val="both"/>
+      </w:pPr>
+    </w:p>
+    <w:p>
+      <w:r>
+        <w:br w:type="page"/>
       </w:r>
     </w:p>
     <w:p>
@@ -661,6 +764,7 @@
           <w:b/>
           <w:bCs/>
         </w:rPr>
+        <w:lastRenderedPageBreak/>
         <w:t>Frontend</w:t>
       </w:r>
     </w:p>
@@ -676,6 +780,9 @@
       <w:r>
         <w:t>Build all UI screens for user-facing features</w:t>
       </w:r>
+      <w:r>
+        <w:t>.</w:t>
+      </w:r>
     </w:p>
     <w:p>
       <w:pPr>
@@ -687,7 +794,10 @@
         <w:jc w:val="both"/>
       </w:pPr>
       <w:r>
-        <w:t>Start on layout and screens using mock data before backend is ready</w:t>
+        <w:t>Create mock UI</w:t>
+      </w:r>
+      <w:r>
+        <w:t>.</w:t>
       </w:r>
     </w:p>
     <w:p>
@@ -700,17 +810,16 @@
         <w:jc w:val="both"/>
       </w:pPr>
       <w:r>
-        <w:t>Connect to socket server via WebSocket (through bridge) for core features</w:t>
-      </w:r>
-    </w:p>
-    <w:p>
-      <w:pPr>
-        <w:spacing w:after="0"/>
-        <w:ind w:left="720"/>
-        <w:jc w:val="both"/>
-      </w:pPr>
-      <w:r>
-        <w:t>Connect to Spring Boot via HTTP REST for the 3 web service features</w:t>
+        <w:t xml:space="preserve">Connect to socket server via WebSocket through </w:t>
+      </w:r>
+      <w:r>
+        <w:t xml:space="preserve">the </w:t>
+      </w:r>
+      <w:r>
+        <w:t>bridge</w:t>
+      </w:r>
+      <w:r>
+        <w:t>.</w:t>
       </w:r>
     </w:p>
     <w:p>
@@ -723,8 +832,39 @@
         <w:jc w:val="both"/>
       </w:pPr>
       <w:r>
+        <w:t xml:space="preserve">Connect to Spring Boot via HTTP REST for the </w:t>
+      </w:r>
+      <w:r>
+        <w:t>three</w:t>
+      </w:r>
+      <w:r>
+        <w:t xml:space="preserve"> web service features</w:t>
+      </w:r>
+      <w:r>
+        <w:t>.</w:t>
+      </w:r>
+    </w:p>
+    <w:p>
+      <w:pPr>
+        <w:numPr>
+          <w:ilvl w:val="0"/>
+          <w:numId w:val="8"/>
+        </w:numPr>
+        <w:spacing w:after="0"/>
+        <w:jc w:val="both"/>
+      </w:pPr>
+      <w:r>
         <w:t>Own end-to-end user flow coherence</w:t>
       </w:r>
+      <w:r>
+        <w:t>.</w:t>
+      </w:r>
+    </w:p>
+    <w:p>
+      <w:pPr>
+        <w:spacing w:after="0"/>
+        <w:jc w:val="both"/>
+      </w:pPr>
     </w:p>
     <w:p>
       <w:pPr>
@@ -763,6 +903,9 @@
       <w:r>
         <w:t>Decide and implement the partitioning strategy</w:t>
       </w:r>
+      <w:r>
+        <w:t>.</w:t>
+      </w:r>
     </w:p>
     <w:p>
       <w:pPr>
@@ -774,7 +917,10 @@
         <w:jc w:val="both"/>
       </w:pPr>
       <w:r>
-        <w:t>Deliver schema.sql, partitioning.sql, and seed.sql</w:t>
+        <w:t xml:space="preserve">Deliver </w:t>
+      </w:r>
+      <w:r>
+        <w:t>SQL files.</w:t>
       </w:r>
     </w:p>
     <w:p>
@@ -786,8 +932,22 @@
         <w:jc w:val="both"/>
       </w:pPr>
       <w:r>
-        <w:t>Document justification for every partitioning decision</w:t>
-      </w:r>
+        <w:t xml:space="preserve">Provide </w:t>
+      </w:r>
+      <w:r>
+        <w:t xml:space="preserve">a </w:t>
+      </w:r>
+      <w:r>
+        <w:t>comprehensive documentation</w:t>
+      </w:r>
+      <w:r>
+        <w:t>.</w:t>
+      </w:r>
+    </w:p>
+    <w:p>
+      <w:pPr>
+        <w:jc w:val="both"/>
+      </w:pPr>
     </w:p>
     <w:p>
       <w:pPr>
@@ -815,7 +975,19 @@
         <w:jc w:val="both"/>
       </w:pPr>
       <w:r>
-        <w:t>Manage GitHub — branching strategy, PRs, protect main and dev</w:t>
+        <w:t>Manage GitHub</w:t>
+      </w:r>
+      <w:r>
+        <w:t>:</w:t>
+      </w:r>
+      <w:r>
+        <w:t xml:space="preserve"> </w:t>
+      </w:r>
+      <w:r>
+        <w:t>branching strategy, PRs, protect main and dev</w:t>
+      </w:r>
+      <w:r>
+        <w:t>.</w:t>
       </w:r>
     </w:p>
     <w:p>
@@ -828,7 +1000,13 @@
         <w:jc w:val="both"/>
       </w:pPr>
       <w:r>
-        <w:t>Own the report (.docx) and presentation (.pptx)</w:t>
+        <w:t>Organize</w:t>
+      </w:r>
+      <w:r>
+        <w:t xml:space="preserve"> the report and presentation</w:t>
+      </w:r>
+      <w:r>
+        <w:t>.</w:t>
       </w:r>
     </w:p>
     <w:p>
@@ -841,7 +1019,22 @@
         <w:jc w:val="both"/>
       </w:pPr>
       <w:r>
-        <w:t>Build and maintain the Gantt chart</w:t>
+        <w:t>Create</w:t>
+      </w:r>
+      <w:r>
+        <w:t xml:space="preserve"> and </w:t>
+      </w:r>
+      <w:r>
+        <w:t>update</w:t>
+      </w:r>
+      <w:r>
+        <w:t xml:space="preserve"> the </w:t>
+      </w:r>
+      <w:r>
+        <w:t>time plan</w:t>
+      </w:r>
+      <w:r>
+        <w:t>.</w:t>
       </w:r>
     </w:p>
     <w:p>
@@ -854,7 +1047,10 @@
         <w:jc w:val="both"/>
       </w:pPr>
       <w:r>
-        <w:t>Build and maintain the WebSocket-to-TCP bridge server</w:t>
+        <w:t>Build the WebSocket-to-TCP bridge server</w:t>
+      </w:r>
+      <w:r>
+        <w:t>.</w:t>
       </w:r>
     </w:p>
     <w:p>
@@ -867,7 +1063,7 @@
         <w:jc w:val="both"/>
       </w:pPr>
       <w:r>
-        <w:t>Wire frontend to backend as features complete and catch integration breakage early</w:t>
+        <w:t xml:space="preserve">Wire frontend to backend as features complete </w:t>
       </w:r>
     </w:p>
     <w:p>
@@ -880,41 +1076,40 @@
         <w:jc w:val="both"/>
       </w:pPr>
       <w:r>
+        <w:t>C</w:t>
+      </w:r>
+      <w:r>
+        <w:t xml:space="preserve">atch integration </w:t>
+      </w:r>
+      <w:r>
+        <w:t>errors</w:t>
+      </w:r>
+      <w:r>
+        <w:t xml:space="preserve"> early</w:t>
+      </w:r>
+      <w:r>
+        <w:t>.</w:t>
+      </w:r>
+    </w:p>
+    <w:p>
+      <w:pPr>
+        <w:numPr>
+          <w:ilvl w:val="0"/>
+          <w:numId w:val="10"/>
+        </w:numPr>
+        <w:spacing w:after="0"/>
+        <w:jc w:val="both"/>
+      </w:pPr>
+      <w:r>
         <w:t>Own demo session preparation</w:t>
       </w:r>
-    </w:p>
-    <w:p>
-      <w:pPr>
-        <w:jc w:val="both"/>
-      </w:pPr>
-    </w:p>
-    <w:p>
-      <w:pPr>
-        <w:jc w:val="both"/>
-      </w:pPr>
-    </w:p>
-    <w:p>
-      <w:pPr>
-        <w:jc w:val="both"/>
-      </w:pPr>
-    </w:p>
-    <w:p>
-      <w:pPr>
-        <w:jc w:val="both"/>
-        <w:sectPr>
-          <w:pgSz w:w="11906" w:h="16838"/>
-          <w:pgMar w:top="1440" w:right="1800" w:bottom="1440" w:left="1800" w:header="720" w:footer="720" w:gutter="0"/>
-          <w:pgBorders w:offsetFrom="page">
-            <w:top w:val="thinThickSmallGap" w:sz="24" w:space="24" w:color="auto"/>
-            <w:left w:val="thinThickSmallGap" w:sz="24" w:space="24" w:color="auto"/>
-            <w:bottom w:val="thickThinSmallGap" w:sz="24" w:space="24" w:color="auto"/>
-            <w:right w:val="thickThinSmallGap" w:sz="24" w:space="24" w:color="auto"/>
-          </w:pgBorders>
-          <w:cols w:space="720"/>
-          <w:bidi/>
-          <w:rtlGutter/>
-          <w:docGrid w:linePitch="360"/>
-        </w:sectPr>
+      <w:r>
+        <w:t>.</w:t>
+      </w:r>
+    </w:p>
+    <w:p>
+      <w:pPr>
+        <w:jc w:val="both"/>
       </w:pPr>
     </w:p>
     <w:p>
@@ -941,7 +1136,7 @@
 </file>
 
 <file path=word/numbering.xml><?xml version="1.0" encoding="utf-8"?>
-<w:numbering xmlns:wpc="http://schemas.microsoft.com/office/word/2010/wordprocessingCanvas" xmlns:cx="http://schemas.microsoft.com/office/drawing/2014/chartex" xmlns:cx1="http://schemas.microsoft.com/office/drawing/2015/9/8/chartex" xmlns:cx2="http://schemas.microsoft.com/office/drawing/2015/10/21/chartex" xmlns:cx3="http://schemas.microsoft.com/office/drawing/2016/5/9/chartex" xmlns:cx4="http://schemas.microsoft.com/office/drawing/2016/5/10/chartex" xmlns:cx5="http://schemas.microsoft.com/office/drawing/2016/5/11/chartex" xmlns:cx6="http://schemas.microsoft.com/office/drawing/2016/5/12/chartex" xmlns:cx7="http://schemas.microsoft.com/office/drawing/2016/5/13/chartex" xmlns:cx8="http://schemas.microsoft.com/office/drawing/2016/5/14/chartex" xmlns:mc="http://schemas.openxmlformats.org/markup-compatibility/2006" xmlns:aink="http://schemas.microsoft.com/office/drawing/2016/ink" xmlns:am3d="http://schemas.microsoft.com/office/drawing/2017/model3d" xmlns:o="urn:schemas-microsoft-com:office:office" xmlns:oel="http://schemas.microsoft.com/office/2019/extlst" xmlns:r="http://schemas.openxmlformats.org/officeDocument/2006/relationships" xmlns:m="http://schemas.openxmlformats.org/officeDocument/2006/math" xmlns:v="urn:schemas-microsoft-com:vml" xmlns:wp14="http://schemas.microsoft.com/office/word/2010/wordprocessingDrawing" xmlns:wp="http://schemas.openxmlformats.org/drawingml/2006/wordprocessingDrawing" xmlns:w10="urn:schemas-microsoft-com:office:word" xmlns:w="http://schemas.openxmlformats.org/wordprocessingml/2006/main" xmlns:w14="http://schemas.microsoft.com/office/word/2010/wordml" xmlns:w15="http://schemas.microsoft.com/office/word/2012/wordml" xmlns:w16cex="http://schemas.microsoft.com/office/word/2018/wordml/cex" xmlns:w16cid="http://schemas.microsoft.com/office/word/2016/wordml/cid" xmlns:w16="http://schemas.microsoft.com/office/word/2018/wordml" xmlns:w16du="http://schemas.microsoft.com/office/word/2023/wordml/word16du" xmlns:w16sdtdh="http://schemas.microsoft.com/office/word/2020/wordml/sdtdatahash" xmlns:w16sdtfl="http://schemas.microsoft.com/office/word/2024/wordml/sdtformatlock" xmlns:w16se="http://schemas.microsoft.com/office/word/2015/wordml/symex" xmlns:wpg="http://schemas.microsoft.com/office/word/2010/wordprocessingGroup" xmlns:wpi="http://schemas.microsoft.com/office/word/2010/wordprocessingInk" xmlns:wne="http://schemas.microsoft.com/office/word/2006/wordml" xmlns:wps="http://schemas.microsoft.com/office/word/2010/wordprocessingShape" mc:Ignorable="w14 w15 w16se w16cid w16 w16cex w16sdtdh w16sdtfl w16du wp14">
+<w:numbering xmlns:wpc="http://schemas.microsoft.com/office/word/2010/wordprocessingCanvas" xmlns:cx="http://schemas.microsoft.com/office/drawing/2014/chartex" xmlns:cx1="http://schemas.microsoft.com/office/drawing/2015/9/8/chartex" xmlns:cx2="http://schemas.microsoft.com/office/drawing/2015/10/21/chartex" xmlns:cx3="http://schemas.microsoft.com/office/drawing/2016/5/9/chartex" xmlns:cx4="http://schemas.microsoft.com/office/drawing/2016/5/10/chartex" xmlns:cx5="http://schemas.microsoft.com/office/drawing/2016/5/11/chartex" xmlns:cx6="http://schemas.microsoft.com/office/drawing/2016/5/12/chartex" xmlns:cx7="http://schemas.microsoft.com/office/drawing/2016/5/13/chartex" xmlns:cx8="http://schemas.microsoft.com/office/drawing/2016/5/14/chartex" xmlns:mc="http://schemas.openxmlformats.org/markup-compatibility/2006" xmlns:aink="http://schemas.microsoft.com/office/drawing/2016/ink" xmlns:am3d="http://schemas.microsoft.com/office/drawing/2017/model3d" xmlns:o="urn:schemas-microsoft-com:office:office" xmlns:oel="http://schemas.microsoft.com/office/2019/extlst" xmlns:r="http://schemas.openxmlformats.org/officeDocument/2006/relationships" xmlns:m="http://schemas.openxmlformats.org/officeDocument/2006/math" xmlns:v="urn:schemas-microsoft-com:vml" xmlns:wp14="http://schemas.microsoft.com/office/word/2010/wordprocessingDrawing" xmlns:wp="http://schemas.openxmlformats.org/drawingml/2006/wordprocessingDrawing" xmlns:w10="urn:schemas-microsoft-com:office:word" xmlns:w="http://schemas.openxmlformats.org/wordprocessingml/2006/main" xmlns:w14="http://schemas.microsoft.com/office/word/2010/wordml" xmlns:w15="http://schemas.microsoft.com/office/word/2012/wordml" xmlns:w16cex="http://schemas.microsoft.com/office/word/2018/wordml/cex" xmlns:w16cid="http://schemas.microsoft.com/office/word/2016/wordml/cid" xmlns:w16="http://schemas.microsoft.com/office/word/2018/wordml" xmlns:w16du="http://schemas.microsoft.com/office/word/2023/wordml/word16du" xmlns:w16sdtdh="http://schemas.microsoft.com/office/word/2020/wordml/sdtdatahash" xmlns:w16se="http://schemas.microsoft.com/office/word/2015/wordml/symex" xmlns:wpg="http://schemas.microsoft.com/office/word/2010/wordprocessingGroup" xmlns:wpi="http://schemas.microsoft.com/office/word/2010/wordprocessingInk" xmlns:wne="http://schemas.microsoft.com/office/word/2006/wordml" xmlns:wps="http://schemas.microsoft.com/office/word/2010/wordprocessingShape" mc:Ignorable="w14 w15 w16se w16cid w16 w16cex w16sdtdh wp14">
   <w:abstractNum w:abstractNumId="0" w15:restartNumberingAfterBreak="0">
     <w:nsid w:val="003F2B3D"/>
     <w:multiLevelType w:val="multilevel"/>
@@ -2208,7 +2403,7 @@
 </file>
 
 <file path=word/styles.xml><?xml version="1.0" encoding="utf-8"?>
-<w:styles xmlns:mc="http://schemas.openxmlformats.org/markup-compatibility/2006" xmlns:r="http://schemas.openxmlformats.org/officeDocument/2006/relationships" xmlns:w="http://schemas.openxmlformats.org/wordprocessingml/2006/main" xmlns:w14="http://schemas.microsoft.com/office/word/2010/wordml" xmlns:w15="http://schemas.microsoft.com/office/word/2012/wordml" xmlns:w16cex="http://schemas.microsoft.com/office/word/2018/wordml/cex" xmlns:w16cid="http://schemas.microsoft.com/office/word/2016/wordml/cid" xmlns:w16="http://schemas.microsoft.com/office/word/2018/wordml" xmlns:w16du="http://schemas.microsoft.com/office/word/2023/wordml/word16du" xmlns:w16sdtdh="http://schemas.microsoft.com/office/word/2020/wordml/sdtdatahash" xmlns:w16sdtfl="http://schemas.microsoft.com/office/word/2024/wordml/sdtformatlock" xmlns:w16se="http://schemas.microsoft.com/office/word/2015/wordml/symex" mc:Ignorable="w14 w15 w16se w16cid w16 w16cex w16sdtdh w16sdtfl w16du">
+<w:styles xmlns:mc="http://schemas.openxmlformats.org/markup-compatibility/2006" xmlns:r="http://schemas.openxmlformats.org/officeDocument/2006/relationships" xmlns:w="http://schemas.openxmlformats.org/wordprocessingml/2006/main" xmlns:w14="http://schemas.microsoft.com/office/word/2010/wordml" xmlns:w15="http://schemas.microsoft.com/office/word/2012/wordml" xmlns:w16cex="http://schemas.microsoft.com/office/word/2018/wordml/cex" xmlns:w16cid="http://schemas.microsoft.com/office/word/2016/wordml/cid" xmlns:w16="http://schemas.microsoft.com/office/word/2018/wordml" xmlns:w16sdtdh="http://schemas.microsoft.com/office/word/2020/wordml/sdtdatahash" xmlns:w16se="http://schemas.microsoft.com/office/word/2015/wordml/symex" mc:Ignorable="w14 w15 w16se w16cid w16 w16cex w16sdtdh">
   <w:docDefaults>
     <w:rPrDefault>
       <w:rPr>
@@ -2817,6 +3012,138 @@
       </w:tblBorders>
     </w:tblPr>
   </w:style>
+  <w:style w:type="table" w:styleId="GridTable2-Accent5">
+    <w:name w:val="Grid Table 2 Accent 5"/>
+    <w:basedOn w:val="TableNormal"/>
+    <w:uiPriority w:val="47"/>
+    <w:rsid w:val="00CE2C52"/>
+    <w:pPr>
+      <w:spacing w:after="0" w:line="240" w:lineRule="auto"/>
+    </w:pPr>
+    <w:tblPr>
+      <w:tblStyleRowBandSize w:val="1"/>
+      <w:tblStyleColBandSize w:val="1"/>
+      <w:tblBorders>
+        <w:top w:val="single" w:sz="2" w:space="0" w:color="9CC2E5" w:themeColor="accent5" w:themeTint="99"/>
+        <w:bottom w:val="single" w:sz="2" w:space="0" w:color="9CC2E5" w:themeColor="accent5" w:themeTint="99"/>
+        <w:insideH w:val="single" w:sz="2" w:space="0" w:color="9CC2E5" w:themeColor="accent5" w:themeTint="99"/>
+        <w:insideV w:val="single" w:sz="2" w:space="0" w:color="9CC2E5" w:themeColor="accent5" w:themeTint="99"/>
+      </w:tblBorders>
+    </w:tblPr>
+    <w:tblStylePr w:type="firstRow">
+      <w:rPr>
+        <w:b/>
+        <w:bCs/>
+      </w:rPr>
+      <w:tblPr/>
+      <w:tcPr>
+        <w:tcBorders>
+          <w:top w:val="nil"/>
+          <w:bottom w:val="single" w:sz="12" w:space="0" w:color="9CC2E5" w:themeColor="accent5" w:themeTint="99"/>
+          <w:insideH w:val="nil"/>
+          <w:insideV w:val="nil"/>
+        </w:tcBorders>
+        <w:shd w:val="clear" w:color="auto" w:fill="FFFFFF" w:themeFill="background1"/>
+      </w:tcPr>
+    </w:tblStylePr>
+    <w:tblStylePr w:type="lastRow">
+      <w:rPr>
+        <w:b/>
+        <w:bCs/>
+      </w:rPr>
+      <w:tblPr/>
+      <w:tcPr>
+        <w:tcBorders>
+          <w:top w:val="double" w:sz="2" w:space="0" w:color="9CC2E5" w:themeColor="accent5" w:themeTint="99"/>
+          <w:bottom w:val="nil"/>
+          <w:insideH w:val="nil"/>
+          <w:insideV w:val="nil"/>
+        </w:tcBorders>
+        <w:shd w:val="clear" w:color="auto" w:fill="FFFFFF" w:themeFill="background1"/>
+      </w:tcPr>
+    </w:tblStylePr>
+    <w:tblStylePr w:type="firstCol">
+      <w:rPr>
+        <w:b/>
+        <w:bCs/>
+      </w:rPr>
+    </w:tblStylePr>
+    <w:tblStylePr w:type="lastCol">
+      <w:rPr>
+        <w:b/>
+        <w:bCs/>
+      </w:rPr>
+    </w:tblStylePr>
+    <w:tblStylePr w:type="band1Vert">
+      <w:tblPr/>
+      <w:tcPr>
+        <w:shd w:val="clear" w:color="auto" w:fill="DEEAF6" w:themeFill="accent5" w:themeFillTint="33"/>
+      </w:tcPr>
+    </w:tblStylePr>
+    <w:tblStylePr w:type="band1Horz">
+      <w:tblPr/>
+      <w:tcPr>
+        <w:shd w:val="clear" w:color="auto" w:fill="DEEAF6" w:themeFill="accent5" w:themeFillTint="33"/>
+      </w:tcPr>
+    </w:tblStylePr>
+  </w:style>
+  <w:style w:type="table" w:styleId="GridTable1Light-Accent5">
+    <w:name w:val="Grid Table 1 Light Accent 5"/>
+    <w:basedOn w:val="TableNormal"/>
+    <w:uiPriority w:val="46"/>
+    <w:rsid w:val="00CE2C52"/>
+    <w:pPr>
+      <w:spacing w:after="0" w:line="240" w:lineRule="auto"/>
+    </w:pPr>
+    <w:tblPr>
+      <w:tblStyleRowBandSize w:val="1"/>
+      <w:tblStyleColBandSize w:val="1"/>
+      <w:tblBorders>
+        <w:top w:val="single" w:sz="4" w:space="0" w:color="BDD6EE" w:themeColor="accent5" w:themeTint="66"/>
+        <w:left w:val="single" w:sz="4" w:space="0" w:color="BDD6EE" w:themeColor="accent5" w:themeTint="66"/>
+        <w:bottom w:val="single" w:sz="4" w:space="0" w:color="BDD6EE" w:themeColor="accent5" w:themeTint="66"/>
+        <w:right w:val="single" w:sz="4" w:space="0" w:color="BDD6EE" w:themeColor="accent5" w:themeTint="66"/>
+        <w:insideH w:val="single" w:sz="4" w:space="0" w:color="BDD6EE" w:themeColor="accent5" w:themeTint="66"/>
+        <w:insideV w:val="single" w:sz="4" w:space="0" w:color="BDD6EE" w:themeColor="accent5" w:themeTint="66"/>
+      </w:tblBorders>
+    </w:tblPr>
+    <w:tblStylePr w:type="firstRow">
+      <w:rPr>
+        <w:b/>
+        <w:bCs/>
+      </w:rPr>
+      <w:tblPr/>
+      <w:tcPr>
+        <w:tcBorders>
+          <w:bottom w:val="single" w:sz="12" w:space="0" w:color="9CC2E5" w:themeColor="accent5" w:themeTint="99"/>
+        </w:tcBorders>
+      </w:tcPr>
+    </w:tblStylePr>
+    <w:tblStylePr w:type="lastRow">
+      <w:rPr>
+        <w:b/>
+        <w:bCs/>
+      </w:rPr>
+      <w:tblPr/>
+      <w:tcPr>
+        <w:tcBorders>
+          <w:top w:val="double" w:sz="2" w:space="0" w:color="9CC2E5" w:themeColor="accent5" w:themeTint="99"/>
+        </w:tcBorders>
+      </w:tcPr>
+    </w:tblStylePr>
+    <w:tblStylePr w:type="firstCol">
+      <w:rPr>
+        <w:b/>
+        <w:bCs/>
+      </w:rPr>
+    </w:tblStylePr>
+    <w:tblStylePr w:type="lastCol">
+      <w:rPr>
+        <w:b/>
+        <w:bCs/>
+      </w:rPr>
+    </w:tblStylePr>
+  </w:style>
 </w:styles>
 </file>
 
